--- a/lessons/2-1/downloads/reveal/teacher/2.1-homework-packet-level-1.docx
+++ b/lessons/2-1/downloads/reveal/teacher/2.1-homework-packet-level-1.docx
@@ -78,14 +78,15 @@
           <w:caps/>
           <w:color w:val="003A70"/>
           <w:spacing w:val="12"/>
-          <w:sz w:val="21"/>
+          <w:sz w:val="22"/>
           <w:szCs w:val="21"/>
         </w:rPr>
-        <w:t xml:space="preserve">Lesson 2-1  ·  Homework Packet  ·  Level 1  ·  Sheet 1 of 2</w:t>
+        <w:t xml:space="preserve">Lesson 2-1  ·  Homework Packet  ·  Supported  ·  Session 1 · pages 1–2</w:t>
       </w:r>
     </w:p>
     <w:p>
       <w:pPr>
+        <w:pStyle w:val="Heading1"/>
         <w:keepNext/>
         <w:spacing w:before="0" w:after="10" w:line="240" w:lineRule="auto"/>
       </w:pPr>
@@ -111,7 +112,7 @@
         <w:rPr>
           <w:rFonts w:ascii="Avenir Next" w:hAnsi="Avenir Next" w:cs="Avenir Next" w:eastAsia="Avenir Next"/>
           <w:color w:val="5A5F66"/>
-          <w:sz w:val="17"/>
+          <w:sz w:val="22"/>
           <w:szCs w:val="17"/>
         </w:rPr>
         <w:t xml:space="preserve">Maryland Standard 6.SP.A.1   ·   Learning target — I can tell whether a question is statistical by deciding if the answers will vary.</w:t>
@@ -158,6 +159,7 @@
           </w:tcPr>
           <w:p>
             <w:pPr>
+              <w:pStyle w:val="Heading2"/>
               <w:spacing w:before="0" w:after="40" w:line="264" w:lineRule="auto"/>
             </w:pPr>
             <w:r>
@@ -185,25 +187,25 @@
                 <w:rFonts w:ascii="Avenir Next" w:hAnsi="Avenir Next" w:cs="Avenir Next" w:eastAsia="Avenir Next"/>
                 <w:b/>
                 <w:color w:val="003A70"/>
+                <w:sz w:val="22"/>
+                <w:szCs w:val="18"/>
+              </w:rPr>
+              <w:t xml:space="preserve">•</w:t>
+            </w:r>
+            <w:r>
+              <w:rPr>
+                <w:rFonts w:ascii="Avenir Next" w:hAnsi="Avenir Next" w:cs="Avenir Next" w:eastAsia="Avenir Next"/>
+                <w:color w:val="1A1A1A"/>
                 <w:sz w:val="18"/>
                 <w:szCs w:val="18"/>
               </w:rPr>
-              <w:t xml:space="preserve">•</w:t>
-            </w:r>
-            <w:r>
-              <w:rPr>
-                <w:rFonts w:ascii="Avenir Next" w:hAnsi="Avenir Next" w:cs="Avenir Next" w:eastAsia="Avenir Next"/>
-                <w:color w:val="1A1A1A"/>
-                <w:sz w:val="18"/>
-                <w:szCs w:val="18"/>
-              </w:rPr>
               <w:tab/>
             </w:r>
             <w:r>
               <w:rPr>
                 <w:rFonts w:ascii="Avenir Next" w:hAnsi="Avenir Next" w:cs="Avenir Next" w:eastAsia="Avenir Next"/>
                 <w:color w:val="1A1A1A"/>
-                <w:sz w:val="18"/>
+                <w:sz w:val="22"/>
                 <w:szCs w:val="18"/>
               </w:rPr>
               <w:t xml:space="preserve">A </w:t>
@@ -213,7 +215,7 @@
                 <w:rFonts w:ascii="Avenir Next" w:hAnsi="Avenir Next" w:cs="Avenir Next" w:eastAsia="Avenir Next"/>
                 <w:b/>
                 <w:color w:val="1A1A1A"/>
-                <w:sz w:val="18"/>
+                <w:sz w:val="22"/>
                 <w:szCs w:val="18"/>
               </w:rPr>
               <w:t xml:space="preserve">statistical question</w:t>
@@ -222,7 +224,7 @@
               <w:rPr>
                 <w:rFonts w:ascii="Avenir Next" w:hAnsi="Avenir Next" w:cs="Avenir Next" w:eastAsia="Avenir Next"/>
                 <w:color w:val="1A1A1A"/>
-                <w:sz w:val="18"/>
+                <w:sz w:val="22"/>
                 <w:szCs w:val="18"/>
               </w:rPr>
               <w:t xml:space="preserve"> expects answers that </w:t>
@@ -232,7 +234,7 @@
                 <w:rFonts w:ascii="Avenir Next" w:hAnsi="Avenir Next" w:cs="Avenir Next" w:eastAsia="Avenir Next"/>
                 <w:b/>
                 <w:color w:val="1A1A1A"/>
-                <w:sz w:val="18"/>
+                <w:sz w:val="22"/>
                 <w:szCs w:val="18"/>
               </w:rPr>
               <w:t xml:space="preserve">vary</w:t>
@@ -241,7 +243,7 @@
               <w:rPr>
                 <w:rFonts w:ascii="Avenir Next" w:hAnsi="Avenir Next" w:cs="Avenir Next" w:eastAsia="Avenir Next"/>
                 <w:color w:val="1A1A1A"/>
-                <w:sz w:val="18"/>
+                <w:sz w:val="22"/>
                 <w:szCs w:val="18"/>
               </w:rPr>
               <w:t xml:space="preserve">. You collect </w:t>
@@ -251,7 +253,7 @@
                 <w:rFonts w:ascii="Avenir Next" w:hAnsi="Avenir Next" w:cs="Avenir Next" w:eastAsia="Avenir Next"/>
                 <w:b/>
                 <w:color w:val="1A1A1A"/>
-                <w:sz w:val="18"/>
+                <w:sz w:val="22"/>
                 <w:szCs w:val="18"/>
               </w:rPr>
               <w:t xml:space="preserve">data</w:t>
@@ -260,7 +262,7 @@
               <w:rPr>
                 <w:rFonts w:ascii="Avenir Next" w:hAnsi="Avenir Next" w:cs="Avenir Next" w:eastAsia="Avenir Next"/>
                 <w:color w:val="1A1A1A"/>
-                <w:sz w:val="18"/>
+                <w:sz w:val="22"/>
                 <w:szCs w:val="18"/>
               </w:rPr>
               <w:t xml:space="preserve"> to answer it.</w:t>
@@ -279,25 +281,25 @@
                 <w:rFonts w:ascii="Avenir Next" w:hAnsi="Avenir Next" w:cs="Avenir Next" w:eastAsia="Avenir Next"/>
                 <w:b/>
                 <w:color w:val="003A70"/>
+                <w:sz w:val="22"/>
+                <w:szCs w:val="18"/>
+              </w:rPr>
+              <w:t xml:space="preserve">•</w:t>
+            </w:r>
+            <w:r>
+              <w:rPr>
+                <w:rFonts w:ascii="Avenir Next" w:hAnsi="Avenir Next" w:cs="Avenir Next" w:eastAsia="Avenir Next"/>
+                <w:color w:val="1A1A1A"/>
                 <w:sz w:val="18"/>
                 <w:szCs w:val="18"/>
               </w:rPr>
-              <w:t xml:space="preserve">•</w:t>
-            </w:r>
-            <w:r>
-              <w:rPr>
-                <w:rFonts w:ascii="Avenir Next" w:hAnsi="Avenir Next" w:cs="Avenir Next" w:eastAsia="Avenir Next"/>
-                <w:color w:val="1A1A1A"/>
-                <w:sz w:val="18"/>
-                <w:szCs w:val="18"/>
-              </w:rPr>
               <w:tab/>
             </w:r>
             <w:r>
               <w:rPr>
                 <w:rFonts w:ascii="Avenir Next" w:hAnsi="Avenir Next" w:cs="Avenir Next" w:eastAsia="Avenir Next"/>
                 <w:color w:val="1A1A1A"/>
-                <w:sz w:val="18"/>
+                <w:sz w:val="22"/>
                 <w:szCs w:val="18"/>
               </w:rPr>
               <w:t xml:space="preserve">A </w:t>
@@ -307,7 +309,7 @@
                 <w:rFonts w:ascii="Avenir Next" w:hAnsi="Avenir Next" w:cs="Avenir Next" w:eastAsia="Avenir Next"/>
                 <w:b/>
                 <w:color w:val="1A1A1A"/>
-                <w:sz w:val="18"/>
+                <w:sz w:val="22"/>
                 <w:szCs w:val="18"/>
               </w:rPr>
               <w:t xml:space="preserve">non-statistical question</w:t>
@@ -316,7 +318,7 @@
               <w:rPr>
                 <w:rFonts w:ascii="Avenir Next" w:hAnsi="Avenir Next" w:cs="Avenir Next" w:eastAsia="Avenir Next"/>
                 <w:color w:val="1A1A1A"/>
-                <w:sz w:val="18"/>
+                <w:sz w:val="22"/>
                 <w:szCs w:val="18"/>
               </w:rPr>
               <w:t xml:space="preserve"> has one fixed answer, like a fact you can look up.</w:t>
@@ -335,25 +337,25 @@
                 <w:rFonts w:ascii="Avenir Next" w:hAnsi="Avenir Next" w:cs="Avenir Next" w:eastAsia="Avenir Next"/>
                 <w:b/>
                 <w:color w:val="003A70"/>
+                <w:sz w:val="22"/>
+                <w:szCs w:val="18"/>
+              </w:rPr>
+              <w:t xml:space="preserve">•</w:t>
+            </w:r>
+            <w:r>
+              <w:rPr>
+                <w:rFonts w:ascii="Avenir Next" w:hAnsi="Avenir Next" w:cs="Avenir Next" w:eastAsia="Avenir Next"/>
+                <w:color w:val="1A1A1A"/>
                 <w:sz w:val="18"/>
                 <w:szCs w:val="18"/>
               </w:rPr>
-              <w:t xml:space="preserve">•</w:t>
-            </w:r>
-            <w:r>
-              <w:rPr>
-                <w:rFonts w:ascii="Avenir Next" w:hAnsi="Avenir Next" w:cs="Avenir Next" w:eastAsia="Avenir Next"/>
-                <w:color w:val="1A1A1A"/>
-                <w:sz w:val="18"/>
-                <w:szCs w:val="18"/>
-              </w:rPr>
               <w:tab/>
             </w:r>
             <w:r>
               <w:rPr>
                 <w:rFonts w:ascii="Avenir Next" w:hAnsi="Avenir Next" w:cs="Avenir Next" w:eastAsia="Avenir Next"/>
                 <w:color w:val="1A1A1A"/>
-                <w:sz w:val="18"/>
+                <w:sz w:val="22"/>
                 <w:szCs w:val="18"/>
               </w:rPr>
               <w:t xml:space="preserve">A number answer alone does not make a question statistical. Ask: “Will the answers be different?”</w:t>
@@ -368,6 +370,7 @@
           </w:tcPr>
           <w:p>
             <w:pPr>
+              <w:pStyle w:val="Heading2"/>
               <w:spacing w:before="0" w:after="40" w:line="264" w:lineRule="auto"/>
             </w:pPr>
             <w:r>
@@ -390,7 +393,7 @@
               <w:rPr>
                 <w:rFonts w:ascii="Avenir Next" w:hAnsi="Avenir Next" w:cs="Avenir Next" w:eastAsia="Avenir Next"/>
                 <w:color w:val="1A1A1A"/>
-                <w:sz w:val="17"/>
+                <w:sz w:val="22"/>
                 <w:szCs w:val="17"/>
               </w:rPr>
               <w:t xml:space="preserve">Is “How many minutes does each student in Room 12 ride the bus?” statistical?</w:t>
@@ -409,25 +412,25 @@
                 <w:rFonts w:ascii="Avenir Next" w:hAnsi="Avenir Next" w:cs="Avenir Next" w:eastAsia="Avenir Next"/>
                 <w:b/>
                 <w:color w:val="003A70"/>
+                <w:sz w:val="22"/>
+                <w:szCs w:val="17"/>
+              </w:rPr>
+              <w:t xml:space="preserve">Step 1</w:t>
+            </w:r>
+            <w:r>
+              <w:rPr>
+                <w:rFonts w:ascii="Avenir Next" w:hAnsi="Avenir Next" w:cs="Avenir Next" w:eastAsia="Avenir Next"/>
+                <w:color w:val="1A1A1A"/>
                 <w:sz w:val="17"/>
                 <w:szCs w:val="17"/>
               </w:rPr>
-              <w:t xml:space="preserve">Step 1</w:t>
-            </w:r>
-            <w:r>
-              <w:rPr>
-                <w:rFonts w:ascii="Avenir Next" w:hAnsi="Avenir Next" w:cs="Avenir Next" w:eastAsia="Avenir Next"/>
-                <w:color w:val="1A1A1A"/>
-                <w:sz w:val="17"/>
-                <w:szCs w:val="17"/>
-              </w:rPr>
               <w:tab/>
             </w:r>
             <w:r>
               <w:rPr>
                 <w:rFonts w:ascii="Avenir Next" w:hAnsi="Avenir Next" w:cs="Avenir Next" w:eastAsia="Avenir Next"/>
                 <w:color w:val="1A1A1A"/>
-                <w:sz w:val="17"/>
+                <w:sz w:val="22"/>
                 <w:szCs w:val="17"/>
               </w:rPr>
               <w:t xml:space="preserve">Who answers? Every student in Room 12.</w:t>
@@ -446,25 +449,25 @@
                 <w:rFonts w:ascii="Avenir Next" w:hAnsi="Avenir Next" w:cs="Avenir Next" w:eastAsia="Avenir Next"/>
                 <w:b/>
                 <w:color w:val="003A70"/>
+                <w:sz w:val="22"/>
+                <w:szCs w:val="17"/>
+              </w:rPr>
+              <w:t xml:space="preserve">Step 2</w:t>
+            </w:r>
+            <w:r>
+              <w:rPr>
+                <w:rFonts w:ascii="Avenir Next" w:hAnsi="Avenir Next" w:cs="Avenir Next" w:eastAsia="Avenir Next"/>
+                <w:color w:val="1A1A1A"/>
                 <w:sz w:val="17"/>
                 <w:szCs w:val="17"/>
               </w:rPr>
-              <w:t xml:space="preserve">Step 2</w:t>
-            </w:r>
-            <w:r>
-              <w:rPr>
-                <w:rFonts w:ascii="Avenir Next" w:hAnsi="Avenir Next" w:cs="Avenir Next" w:eastAsia="Avenir Next"/>
-                <w:color w:val="1A1A1A"/>
-                <w:sz w:val="17"/>
-                <w:szCs w:val="17"/>
-              </w:rPr>
               <w:tab/>
             </w:r>
             <w:r>
               <w:rPr>
                 <w:rFonts w:ascii="Avenir Next" w:hAnsi="Avenir Next" w:cs="Avenir Next" w:eastAsia="Avenir Next"/>
                 <w:color w:val="1A1A1A"/>
-                <w:sz w:val="17"/>
+                <w:sz w:val="22"/>
                 <w:szCs w:val="17"/>
               </w:rPr>
               <w:t xml:space="preserve">Will the answers differ? Yes: 5 min, 12 min, 25 min …</w:t>
@@ -483,25 +486,25 @@
                 <w:rFonts w:ascii="Avenir Next" w:hAnsi="Avenir Next" w:cs="Avenir Next" w:eastAsia="Avenir Next"/>
                 <w:b/>
                 <w:color w:val="003A70"/>
+                <w:sz w:val="22"/>
+                <w:szCs w:val="17"/>
+              </w:rPr>
+              <w:t xml:space="preserve">Step 3</w:t>
+            </w:r>
+            <w:r>
+              <w:rPr>
+                <w:rFonts w:ascii="Avenir Next" w:hAnsi="Avenir Next" w:cs="Avenir Next" w:eastAsia="Avenir Next"/>
+                <w:color w:val="1A1A1A"/>
                 <w:sz w:val="17"/>
                 <w:szCs w:val="17"/>
               </w:rPr>
-              <w:t xml:space="preserve">Step 3</w:t>
-            </w:r>
-            <w:r>
-              <w:rPr>
-                <w:rFonts w:ascii="Avenir Next" w:hAnsi="Avenir Next" w:cs="Avenir Next" w:eastAsia="Avenir Next"/>
-                <w:color w:val="1A1A1A"/>
-                <w:sz w:val="17"/>
-                <w:szCs w:val="17"/>
-              </w:rPr>
               <w:tab/>
             </w:r>
             <w:r>
               <w:rPr>
                 <w:rFonts w:ascii="Avenir Next" w:hAnsi="Avenir Next" w:cs="Avenir Next" w:eastAsia="Avenir Next"/>
                 <w:color w:val="1A1A1A"/>
-                <w:sz w:val="17"/>
+                <w:sz w:val="22"/>
                 <w:szCs w:val="17"/>
               </w:rPr>
               <w:t xml:space="preserve">The answers vary, so you need data.</w:t>
@@ -520,18 +523,18 @@
                 <w:rFonts w:ascii="Avenir Next" w:hAnsi="Avenir Next" w:cs="Avenir Next" w:eastAsia="Avenir Next"/>
                 <w:b/>
                 <w:color w:val="1A1A1A"/>
+                <w:sz w:val="22"/>
+                <w:szCs w:val="17"/>
+              </w:rPr>
+              <w:t xml:space="preserve">Answer</w:t>
+            </w:r>
+            <w:r>
+              <w:rPr>
+                <w:rFonts w:ascii="Avenir Next" w:hAnsi="Avenir Next" w:cs="Avenir Next" w:eastAsia="Avenir Next"/>
+                <w:color w:val="1A1A1A"/>
                 <w:sz w:val="17"/>
                 <w:szCs w:val="17"/>
               </w:rPr>
-              <w:t xml:space="preserve">Answer</w:t>
-            </w:r>
-            <w:r>
-              <w:rPr>
-                <w:rFonts w:ascii="Avenir Next" w:hAnsi="Avenir Next" w:cs="Avenir Next" w:eastAsia="Avenir Next"/>
-                <w:color w:val="1A1A1A"/>
-                <w:sz w:val="17"/>
-                <w:szCs w:val="17"/>
-              </w:rPr>
               <w:tab/>
             </w:r>
             <w:r>
@@ -539,7 +542,7 @@
                 <w:rFonts w:ascii="Avenir Next" w:hAnsi="Avenir Next" w:cs="Avenir Next" w:eastAsia="Avenir Next"/>
                 <w:b/>
                 <w:color w:val="1A1A1A"/>
-                <w:sz w:val="17"/>
+                <w:sz w:val="22"/>
                 <w:szCs w:val="17"/>
               </w:rPr>
               <w:t xml:space="preserve">Statistical</w:t>
@@ -589,6 +592,7 @@
           </w:tcPr>
           <w:p>
             <w:pPr>
+              <w:pStyle w:val="Heading2"/>
               <w:spacing w:before="0" w:after="40" w:line="264" w:lineRule="auto"/>
             </w:pPr>
             <w:r>
@@ -612,7 +616,7 @@
                 <w:rFonts w:ascii="Avenir Next" w:hAnsi="Avenir Next" w:cs="Avenir Next" w:eastAsia="Avenir Next"/>
                 <w:b/>
                 <w:color w:val="1A1A1A"/>
-                <w:sz w:val="21"/>
+                <w:sz w:val="22"/>
                 <w:szCs w:val="21"/>
               </w:rPr>
               <w:t xml:space="preserve">statistical</w:t>
@@ -621,7 +625,7 @@
               <w:rPr>
                 <w:rFonts w:ascii="Avenir Next" w:hAnsi="Avenir Next" w:cs="Avenir Next" w:eastAsia="Avenir Next"/>
                 <w:color w:val="5A5F66"/>
-                <w:sz w:val="21"/>
+                <w:sz w:val="22"/>
                 <w:szCs w:val="21"/>
               </w:rPr>
               <w:t xml:space="preserve"> — </w:t>
@@ -630,7 +634,7 @@
               <w:rPr>
                 <w:rFonts w:ascii="Avenir Next" w:hAnsi="Avenir Next" w:cs="Avenir Next" w:eastAsia="Avenir Next"/>
                 <w:color w:val="1A1A1A"/>
-                <w:sz w:val="21"/>
+                <w:sz w:val="22"/>
                 <w:szCs w:val="21"/>
               </w:rPr>
               <w:t xml:space="preserve">answers will be different</w:t>
@@ -645,7 +649,7 @@
                 <w:rFonts w:ascii="Avenir Next" w:hAnsi="Avenir Next" w:cs="Avenir Next" w:eastAsia="Avenir Next"/>
                 <w:b/>
                 <w:color w:val="1A1A1A"/>
-                <w:sz w:val="21"/>
+                <w:sz w:val="22"/>
                 <w:szCs w:val="21"/>
               </w:rPr>
               <w:t xml:space="preserve">not statistical</w:t>
@@ -654,7 +658,7 @@
               <w:rPr>
                 <w:rFonts w:ascii="Avenir Next" w:hAnsi="Avenir Next" w:cs="Avenir Next" w:eastAsia="Avenir Next"/>
                 <w:color w:val="5A5F66"/>
-                <w:sz w:val="21"/>
+                <w:sz w:val="22"/>
                 <w:szCs w:val="21"/>
               </w:rPr>
               <w:t xml:space="preserve"> — </w:t>
@@ -663,7 +667,7 @@
               <w:rPr>
                 <w:rFonts w:ascii="Avenir Next" w:hAnsi="Avenir Next" w:cs="Avenir Next" w:eastAsia="Avenir Next"/>
                 <w:color w:val="1A1A1A"/>
-                <w:sz w:val="21"/>
+                <w:sz w:val="22"/>
                 <w:szCs w:val="21"/>
               </w:rPr>
               <w:t xml:space="preserve">only one answer</w:t>
@@ -689,7 +693,7 @@
                 <w:rFonts w:ascii="Avenir Next" w:hAnsi="Avenir Next" w:cs="Avenir Next" w:eastAsia="Avenir Next"/>
                 <w:b/>
                 <w:color w:val="1A1A1A"/>
-                <w:sz w:val="21"/>
+                <w:sz w:val="22"/>
                 <w:szCs w:val="21"/>
               </w:rPr>
               <w:t xml:space="preserve">vary</w:t>
@@ -698,7 +702,7 @@
               <w:rPr>
                 <w:rFonts w:ascii="Avenir Next" w:hAnsi="Avenir Next" w:cs="Avenir Next" w:eastAsia="Avenir Next"/>
                 <w:color w:val="5A5F66"/>
-                <w:sz w:val="21"/>
+                <w:sz w:val="22"/>
                 <w:szCs w:val="21"/>
               </w:rPr>
               <w:t xml:space="preserve"> — </w:t>
@@ -707,7 +711,7 @@
               <w:rPr>
                 <w:rFonts w:ascii="Avenir Next" w:hAnsi="Avenir Next" w:cs="Avenir Next" w:eastAsia="Avenir Next"/>
                 <w:color w:val="1A1A1A"/>
-                <w:sz w:val="21"/>
+                <w:sz w:val="22"/>
                 <w:szCs w:val="21"/>
               </w:rPr>
               <w:t xml:space="preserve">change from person to person</w:t>
@@ -722,7 +726,7 @@
                 <w:rFonts w:ascii="Avenir Next" w:hAnsi="Avenir Next" w:cs="Avenir Next" w:eastAsia="Avenir Next"/>
                 <w:b/>
                 <w:color w:val="1A1A1A"/>
-                <w:sz w:val="21"/>
+                <w:sz w:val="22"/>
                 <w:szCs w:val="21"/>
               </w:rPr>
               <w:t xml:space="preserve">data</w:t>
@@ -731,7 +735,7 @@
               <w:rPr>
                 <w:rFonts w:ascii="Avenir Next" w:hAnsi="Avenir Next" w:cs="Avenir Next" w:eastAsia="Avenir Next"/>
                 <w:color w:val="5A5F66"/>
-                <w:sz w:val="21"/>
+                <w:sz w:val="22"/>
                 <w:szCs w:val="21"/>
               </w:rPr>
               <w:t xml:space="preserve"> — </w:t>
@@ -740,7 +744,7 @@
               <w:rPr>
                 <w:rFonts w:ascii="Avenir Next" w:hAnsi="Avenir Next" w:cs="Avenir Next" w:eastAsia="Avenir Next"/>
                 <w:color w:val="1A1A1A"/>
-                <w:sz w:val="21"/>
+                <w:sz w:val="22"/>
                 <w:szCs w:val="21"/>
               </w:rPr>
               <w:t xml:space="preserve">the answers you collect</w:t>
@@ -751,6 +755,7 @@
     </w:tbl>
     <w:p>
       <w:pPr>
+        <w:pStyle w:val="Heading2"/>
         <w:keepNext/>
         <w:pBdr>
           <w:bottom w:val="single" w:sz="8" w:space="3" w:color="003A70"/>
@@ -766,7 +771,7 @@
           <w:b/>
           <w:color w:val="003A70"/>
           <w:spacing w:val="14"/>
-          <w:sz w:val="21"/>
+          <w:sz w:val="22"/>
           <w:szCs w:val="21"/>
         </w:rPr>
         <w:t xml:space="preserve">PRACTICE</w:t>
@@ -785,7 +790,7 @@
           <w:rFonts w:ascii="Avenir Next" w:hAnsi="Avenir Next" w:cs="Avenir Next" w:eastAsia="Avenir Next"/>
           <w:i/>
           <w:color w:val="5A5F66"/>
-          <w:sz w:val="17"/>
+          <w:sz w:val="22"/>
           <w:szCs w:val="17"/>
         </w:rPr>
         <w:t xml:space="preserve">show your work · label units</w:t>
@@ -919,25 +924,25 @@
                 <w:rFonts w:ascii="Avenir Next" w:hAnsi="Avenir Next" w:cs="Avenir Next" w:eastAsia="Avenir Next"/>
                 <w:b/>
                 <w:color w:val="003A70"/>
+                <w:sz w:val="22"/>
+                <w:szCs w:val="18"/>
+              </w:rPr>
+              <w:t xml:space="preserve">Step 1</w:t>
+            </w:r>
+            <w:r>
+              <w:rPr>
+                <w:rFonts w:ascii="Avenir Next" w:hAnsi="Avenir Next" w:cs="Avenir Next" w:eastAsia="Avenir Next"/>
+                <w:color w:val="1A1A1A"/>
                 <w:sz w:val="18"/>
                 <w:szCs w:val="18"/>
               </w:rPr>
-              <w:t xml:space="preserve">Step 1</w:t>
-            </w:r>
-            <w:r>
-              <w:rPr>
-                <w:rFonts w:ascii="Avenir Next" w:hAnsi="Avenir Next" w:cs="Avenir Next" w:eastAsia="Avenir Next"/>
-                <w:color w:val="1A1A1A"/>
-                <w:sz w:val="18"/>
-                <w:szCs w:val="18"/>
-              </w:rPr>
               <w:tab/>
             </w:r>
             <w:r>
               <w:rPr>
                 <w:rFonts w:ascii="Avenir Next" w:hAnsi="Avenir Next" w:cs="Avenir Next" w:eastAsia="Avenir Next"/>
                 <w:color w:val="1A1A1A"/>
-                <w:sz w:val="21"/>
+                <w:sz w:val="22"/>
                 <w:szCs w:val="21"/>
               </w:rPr>
               <w:t xml:space="preserve">Read the question.</w:t>
@@ -957,25 +962,25 @@
                 <w:rFonts w:ascii="Avenir Next" w:hAnsi="Avenir Next" w:cs="Avenir Next" w:eastAsia="Avenir Next"/>
                 <w:b/>
                 <w:color w:val="003A70"/>
+                <w:sz w:val="22"/>
+                <w:szCs w:val="18"/>
+              </w:rPr>
+              <w:t xml:space="preserve">Step 2</w:t>
+            </w:r>
+            <w:r>
+              <w:rPr>
+                <w:rFonts w:ascii="Avenir Next" w:hAnsi="Avenir Next" w:cs="Avenir Next" w:eastAsia="Avenir Next"/>
+                <w:color w:val="1A1A1A"/>
                 <w:sz w:val="18"/>
                 <w:szCs w:val="18"/>
               </w:rPr>
-              <w:t xml:space="preserve">Step 2</w:t>
-            </w:r>
-            <w:r>
-              <w:rPr>
-                <w:rFonts w:ascii="Avenir Next" w:hAnsi="Avenir Next" w:cs="Avenir Next" w:eastAsia="Avenir Next"/>
-                <w:color w:val="1A1A1A"/>
-                <w:sz w:val="18"/>
-                <w:szCs w:val="18"/>
-              </w:rPr>
               <w:tab/>
             </w:r>
             <w:r>
               <w:rPr>
                 <w:rFonts w:ascii="Avenir Next" w:hAnsi="Avenir Next" w:cs="Avenir Next" w:eastAsia="Avenir Next"/>
                 <w:color w:val="1A1A1A"/>
-                <w:sz w:val="21"/>
+                <w:sz w:val="22"/>
                 <w:szCs w:val="21"/>
               </w:rPr>
               <w:t xml:space="preserve">Ask: will different people give different answers?</w:t>
@@ -995,25 +1000,25 @@
                 <w:rFonts w:ascii="Avenir Next" w:hAnsi="Avenir Next" w:cs="Avenir Next" w:eastAsia="Avenir Next"/>
                 <w:b/>
                 <w:color w:val="003A70"/>
+                <w:sz w:val="22"/>
+                <w:szCs w:val="18"/>
+              </w:rPr>
+              <w:t xml:space="preserve">Step 3</w:t>
+            </w:r>
+            <w:r>
+              <w:rPr>
+                <w:rFonts w:ascii="Avenir Next" w:hAnsi="Avenir Next" w:cs="Avenir Next" w:eastAsia="Avenir Next"/>
+                <w:color w:val="1A1A1A"/>
                 <w:sz w:val="18"/>
                 <w:szCs w:val="18"/>
               </w:rPr>
-              <w:t xml:space="preserve">Step 3</w:t>
-            </w:r>
-            <w:r>
-              <w:rPr>
-                <w:rFonts w:ascii="Avenir Next" w:hAnsi="Avenir Next" w:cs="Avenir Next" w:eastAsia="Avenir Next"/>
-                <w:color w:val="1A1A1A"/>
-                <w:sz w:val="18"/>
-                <w:szCs w:val="18"/>
-              </w:rPr>
               <w:tab/>
             </w:r>
             <w:r>
               <w:rPr>
                 <w:rFonts w:ascii="Avenir Next" w:hAnsi="Avenir Next" w:cs="Avenir Next" w:eastAsia="Avenir Next"/>
                 <w:color w:val="1A1A1A"/>
-                <w:sz w:val="21"/>
+                <w:sz w:val="22"/>
                 <w:szCs w:val="21"/>
               </w:rPr>
               <w:t xml:space="preserve">Yes means S. No means N.</w:t>
@@ -1066,7 +1071,7 @@
                       <w:rFonts w:ascii="Avenir Next" w:hAnsi="Avenir Next" w:cs="Avenir Next" w:eastAsia="Avenir Next"/>
                       <w:b/>
                       <w:color w:val="1A1A1A"/>
-                      <w:sz w:val="21"/>
+                      <w:sz w:val="22"/>
                       <w:szCs w:val="21"/>
                     </w:rPr>
                     <w:t xml:space="preserve">Question</w:t>
@@ -1089,7 +1094,7 @@
                       <w:rFonts w:ascii="Avenir Next" w:hAnsi="Avenir Next" w:cs="Avenir Next" w:eastAsia="Avenir Next"/>
                       <w:b/>
                       <w:color w:val="1A1A1A"/>
-                      <w:sz w:val="21"/>
+                      <w:sz w:val="22"/>
                       <w:szCs w:val="21"/>
                     </w:rPr>
                     <w:t xml:space="preserve">S or N</w:t>
@@ -1118,7 +1123,7 @@
                       <w:rFonts w:ascii="Avenir Next" w:hAnsi="Avenir Next" w:cs="Avenir Next" w:eastAsia="Avenir Next"/>
                       <w:b/>
                       <w:color w:val="1A1A1A"/>
-                      <w:sz w:val="21"/>
+                      <w:sz w:val="22"/>
                       <w:szCs w:val="21"/>
                     </w:rPr>
                     <w:t xml:space="preserve">How many feet are in one yard?</w:t>
@@ -1158,7 +1163,7 @@
                       <w:rFonts w:ascii="Avenir Next" w:hAnsi="Avenir Next" w:cs="Avenir Next" w:eastAsia="Avenir Next"/>
                       <w:b/>
                       <w:color w:val="1A1A1A"/>
-                      <w:sz w:val="21"/>
+                      <w:sz w:val="22"/>
                       <w:szCs w:val="21"/>
                     </w:rPr>
                     <w:t xml:space="preserve">How many hours did each sixth grader sleep last night?</w:t>
@@ -1198,7 +1203,7 @@
                       <w:rFonts w:ascii="Avenir Next" w:hAnsi="Avenir Next" w:cs="Avenir Next" w:eastAsia="Avenir Next"/>
                       <w:b/>
                       <w:color w:val="1A1A1A"/>
-                      <w:sz w:val="21"/>
+                      <w:sz w:val="22"/>
                       <w:szCs w:val="21"/>
                     </w:rPr>
                     <w:t xml:space="preserve">What is the price of a bus ticket in Baltimore today?</w:t>
@@ -1238,7 +1243,7 @@
                       <w:rFonts w:ascii="Avenir Next" w:hAnsi="Avenir Next" w:cs="Avenir Next" w:eastAsia="Avenir Next"/>
                       <w:b/>
                       <w:color w:val="1A1A1A"/>
-                      <w:sz w:val="21"/>
+                      <w:sz w:val="22"/>
                       <w:szCs w:val="21"/>
                     </w:rPr>
                     <w:t xml:space="preserve">How many glasses of water does each person in my family drink a day?</w:t>
@@ -1387,7 +1392,7 @@
                 <w:rFonts w:ascii="Avenir Next" w:hAnsi="Avenir Next" w:cs="Avenir Next" w:eastAsia="Avenir Next"/>
                 <w:b/>
                 <w:color w:val="003A70"/>
-                <w:sz w:val="17"/>
+                <w:sz w:val="22"/>
                 <w:szCs w:val="17"/>
               </w:rPr>
               <w:t xml:space="preserve">Frame  </w:t>
@@ -1397,10 +1402,30 @@
                 <w:rFonts w:ascii="Avenir Next" w:hAnsi="Avenir Next" w:cs="Avenir Next" w:eastAsia="Avenir Next"/>
                 <w:i/>
                 <w:color w:val="1A1A1A"/>
+                <w:sz w:val="22"/>
+                <w:szCs w:val="18"/>
+              </w:rPr>
+              <w:t xml:space="preserve">The question is </w:t>
+            </w:r>
+            <w:r>
+              <w:rPr>
+                <w:rFonts w:ascii="Avenir Next" w:hAnsi="Avenir Next" w:cs="Avenir Next" w:eastAsia="Avenir Next"/>
+                <w:color w:val="1A1A1A"/>
                 <w:sz w:val="18"/>
                 <w:szCs w:val="18"/>
-              </w:rPr>
-              <w:t xml:space="preserve">The question is </w:t>
+                <w:u w:val="single"/>
+              </w:rPr>
+              <w:t xml:space="preserve">      </w:t>
+            </w:r>
+            <w:r>
+              <w:rPr>
+                <w:rFonts w:ascii="Avenir Next" w:hAnsi="Avenir Next" w:cs="Avenir Next" w:eastAsia="Avenir Next"/>
+                <w:i/>
+                <w:color w:val="1A1A1A"/>
+                <w:sz w:val="22"/>
+                <w:szCs w:val="18"/>
+              </w:rPr>
+              <w:t xml:space="preserve"> because the answers </w:t>
             </w:r>
             <w:r>
               <w:rPr>
@@ -1417,27 +1442,7 @@
                 <w:rFonts w:ascii="Avenir Next" w:hAnsi="Avenir Next" w:cs="Avenir Next" w:eastAsia="Avenir Next"/>
                 <w:i/>
                 <w:color w:val="1A1A1A"/>
-                <w:sz w:val="18"/>
-                <w:szCs w:val="18"/>
-              </w:rPr>
-              <w:t xml:space="preserve"> because the answers </w:t>
-            </w:r>
-            <w:r>
-              <w:rPr>
-                <w:rFonts w:ascii="Avenir Next" w:hAnsi="Avenir Next" w:cs="Avenir Next" w:eastAsia="Avenir Next"/>
-                <w:color w:val="1A1A1A"/>
-                <w:sz w:val="18"/>
-                <w:szCs w:val="18"/>
-                <w:u w:val="single"/>
-              </w:rPr>
-              <w:t xml:space="preserve">      </w:t>
-            </w:r>
-            <w:r>
-              <w:rPr>
-                <w:rFonts w:ascii="Avenir Next" w:hAnsi="Avenir Next" w:cs="Avenir Next" w:eastAsia="Avenir Next"/>
-                <w:i/>
-                <w:color w:val="1A1A1A"/>
-                <w:sz w:val="18"/>
+                <w:sz w:val="22"/>
                 <w:szCs w:val="18"/>
               </w:rPr>
               <w:t xml:space="preserve">.</w:t>
@@ -1505,7 +1510,7 @@
                     <w:rPr>
                       <w:rFonts w:ascii="Avenir Next" w:hAnsi="Avenir Next" w:cs="Avenir Next" w:eastAsia="Avenir Next"/>
                       <w:color w:val="1A1A1A"/>
-                      <w:sz w:val="21"/>
+                      <w:sz w:val="22"/>
                       <w:szCs w:val="21"/>
                     </w:rPr>
                     <w:t xml:space="preserve">Statistical</w:t>
@@ -1544,7 +1549,7 @@
                     <w:rPr>
                       <w:rFonts w:ascii="Avenir Next" w:hAnsi="Avenir Next" w:cs="Avenir Next" w:eastAsia="Avenir Next"/>
                       <w:color w:val="1A1A1A"/>
-                      <w:sz w:val="21"/>
+                      <w:sz w:val="22"/>
                       <w:szCs w:val="21"/>
                     </w:rPr>
                     <w:t xml:space="preserve">Not statistical</w:t>
@@ -1566,7 +1571,7 @@
                 <w:rFonts w:ascii="Avenir Next" w:hAnsi="Avenir Next" w:cs="Avenir Next" w:eastAsia="Avenir Next"/>
                 <w:b/>
                 <w:color w:val="1A1A1A"/>
-                <w:sz w:val="18"/>
+                <w:sz w:val="22"/>
                 <w:szCs w:val="18"/>
               </w:rPr>
               <w:t xml:space="preserve">Because</w:t>
@@ -1737,7 +1742,7 @@
                     <w:rPr>
                       <w:rFonts w:ascii="Avenir Next" w:hAnsi="Avenir Next" w:cs="Avenir Next" w:eastAsia="Avenir Next"/>
                       <w:color w:val="1A1A1A"/>
-                      <w:sz w:val="21"/>
+                      <w:sz w:val="22"/>
                       <w:szCs w:val="21"/>
                     </w:rPr>
                     <w:t xml:space="preserve">Statistical</w:t>
@@ -1776,7 +1781,7 @@
                     <w:rPr>
                       <w:rFonts w:ascii="Avenir Next" w:hAnsi="Avenir Next" w:cs="Avenir Next" w:eastAsia="Avenir Next"/>
                       <w:color w:val="1A1A1A"/>
-                      <w:sz w:val="21"/>
+                      <w:sz w:val="22"/>
                       <w:szCs w:val="21"/>
                     </w:rPr>
                     <w:t xml:space="preserve">Not statistical</w:t>
@@ -1914,7 +1919,7 @@
                 <w:rFonts w:ascii="Avenir Next" w:hAnsi="Avenir Next" w:cs="Avenir Next" w:eastAsia="Avenir Next"/>
                 <w:b/>
                 <w:color w:val="003A70"/>
-                <w:sz w:val="17"/>
+                <w:sz w:val="22"/>
                 <w:szCs w:val="17"/>
               </w:rPr>
               <w:t xml:space="preserve">Frame  </w:t>
@@ -1924,17 +1929,17 @@
                 <w:rFonts w:ascii="Avenir Next" w:hAnsi="Avenir Next" w:cs="Avenir Next" w:eastAsia="Avenir Next"/>
                 <w:i/>
                 <w:color w:val="1A1A1A"/>
+                <w:sz w:val="22"/>
+                <w:szCs w:val="18"/>
+              </w:rPr>
+              <w:t xml:space="preserve">It is not statistical because </w:t>
+            </w:r>
+            <w:r>
+              <w:rPr>
+                <w:rFonts w:ascii="Avenir Next" w:hAnsi="Avenir Next" w:cs="Avenir Next" w:eastAsia="Avenir Next"/>
+                <w:color w:val="1A1A1A"/>
                 <w:sz w:val="18"/>
                 <w:szCs w:val="18"/>
-              </w:rPr>
-              <w:t xml:space="preserve">It is not statistical because </w:t>
-            </w:r>
-            <w:r>
-              <w:rPr>
-                <w:rFonts w:ascii="Avenir Next" w:hAnsi="Avenir Next" w:cs="Avenir Next" w:eastAsia="Avenir Next"/>
-                <w:color w:val="1A1A1A"/>
-                <w:sz w:val="18"/>
-                <w:szCs w:val="18"/>
                 <w:u w:val="single"/>
               </w:rPr>
               <w:t xml:space="preserve">      </w:t>
@@ -1944,7 +1949,7 @@
                 <w:rFonts w:ascii="Avenir Next" w:hAnsi="Avenir Next" w:cs="Avenir Next" w:eastAsia="Avenir Next"/>
                 <w:i/>
                 <w:color w:val="1A1A1A"/>
-                <w:sz w:val="18"/>
+                <w:sz w:val="22"/>
                 <w:szCs w:val="18"/>
               </w:rPr>
               <w:t xml:space="preserve">. A new question: </w:t>
@@ -2136,7 +2141,7 @@
                 <w:rFonts w:ascii="Avenir Next" w:hAnsi="Avenir Next" w:cs="Avenir Next" w:eastAsia="Avenir Next"/>
                 <w:b/>
                 <w:color w:val="003A70"/>
-                <w:sz w:val="17"/>
+                <w:sz w:val="22"/>
                 <w:szCs w:val="17"/>
               </w:rPr>
               <w:t xml:space="preserve">Frame  </w:t>
@@ -2146,10 +2151,30 @@
                 <w:rFonts w:ascii="Avenir Next" w:hAnsi="Avenir Next" w:cs="Avenir Next" w:eastAsia="Avenir Next"/>
                 <w:i/>
                 <w:color w:val="1A1A1A"/>
+                <w:sz w:val="22"/>
+                <w:szCs w:val="18"/>
+              </w:rPr>
+              <w:t xml:space="preserve">My question is “</w:t>
+            </w:r>
+            <w:r>
+              <w:rPr>
+                <w:rFonts w:ascii="Avenir Next" w:hAnsi="Avenir Next" w:cs="Avenir Next" w:eastAsia="Avenir Next"/>
+                <w:color w:val="1A1A1A"/>
                 <w:sz w:val="18"/>
                 <w:szCs w:val="18"/>
-              </w:rPr>
-              <w:t xml:space="preserve">My question is “</w:t>
+                <w:u w:val="single"/>
+              </w:rPr>
+              <w:t xml:space="preserve">      </w:t>
+            </w:r>
+            <w:r>
+              <w:rPr>
+                <w:rFonts w:ascii="Avenir Next" w:hAnsi="Avenir Next" w:cs="Avenir Next" w:eastAsia="Avenir Next"/>
+                <w:i/>
+                <w:color w:val="1A1A1A"/>
+                <w:sz w:val="22"/>
+                <w:szCs w:val="18"/>
+              </w:rPr>
+              <w:t xml:space="preserve">?” Three answers could be </w:t>
             </w:r>
             <w:r>
               <w:rPr>
@@ -2166,10 +2191,30 @@
                 <w:rFonts w:ascii="Avenir Next" w:hAnsi="Avenir Next" w:cs="Avenir Next" w:eastAsia="Avenir Next"/>
                 <w:i/>
                 <w:color w:val="1A1A1A"/>
+                <w:sz w:val="22"/>
+                <w:szCs w:val="18"/>
+              </w:rPr>
+              <w:t xml:space="preserve">, </w:t>
+            </w:r>
+            <w:r>
+              <w:rPr>
+                <w:rFonts w:ascii="Avenir Next" w:hAnsi="Avenir Next" w:cs="Avenir Next" w:eastAsia="Avenir Next"/>
+                <w:color w:val="1A1A1A"/>
                 <w:sz w:val="18"/>
                 <w:szCs w:val="18"/>
-              </w:rPr>
-              <w:t xml:space="preserve">?” Three answers could be </w:t>
+                <w:u w:val="single"/>
+              </w:rPr>
+              <w:t xml:space="preserve">      </w:t>
+            </w:r>
+            <w:r>
+              <w:rPr>
+                <w:rFonts w:ascii="Avenir Next" w:hAnsi="Avenir Next" w:cs="Avenir Next" w:eastAsia="Avenir Next"/>
+                <w:i/>
+                <w:color w:val="1A1A1A"/>
+                <w:sz w:val="22"/>
+                <w:szCs w:val="18"/>
+              </w:rPr>
+              <w:t xml:space="preserve"> and </w:t>
             </w:r>
             <w:r>
               <w:rPr>
@@ -2186,47 +2231,7 @@
                 <w:rFonts w:ascii="Avenir Next" w:hAnsi="Avenir Next" w:cs="Avenir Next" w:eastAsia="Avenir Next"/>
                 <w:i/>
                 <w:color w:val="1A1A1A"/>
-                <w:sz w:val="18"/>
-                <w:szCs w:val="18"/>
-              </w:rPr>
-              <w:t xml:space="preserve">, </w:t>
-            </w:r>
-            <w:r>
-              <w:rPr>
-                <w:rFonts w:ascii="Avenir Next" w:hAnsi="Avenir Next" w:cs="Avenir Next" w:eastAsia="Avenir Next"/>
-                <w:color w:val="1A1A1A"/>
-                <w:sz w:val="18"/>
-                <w:szCs w:val="18"/>
-                <w:u w:val="single"/>
-              </w:rPr>
-              <w:t xml:space="preserve">      </w:t>
-            </w:r>
-            <w:r>
-              <w:rPr>
-                <w:rFonts w:ascii="Avenir Next" w:hAnsi="Avenir Next" w:cs="Avenir Next" w:eastAsia="Avenir Next"/>
-                <w:i/>
-                <w:color w:val="1A1A1A"/>
-                <w:sz w:val="18"/>
-                <w:szCs w:val="18"/>
-              </w:rPr>
-              <w:t xml:space="preserve"> and </w:t>
-            </w:r>
-            <w:r>
-              <w:rPr>
-                <w:rFonts w:ascii="Avenir Next" w:hAnsi="Avenir Next" w:cs="Avenir Next" w:eastAsia="Avenir Next"/>
-                <w:color w:val="1A1A1A"/>
-                <w:sz w:val="18"/>
-                <w:szCs w:val="18"/>
-                <w:u w:val="single"/>
-              </w:rPr>
-              <w:t xml:space="preserve">      </w:t>
-            </w:r>
-            <w:r>
-              <w:rPr>
-                <w:rFonts w:ascii="Avenir Next" w:hAnsi="Avenir Next" w:cs="Avenir Next" w:eastAsia="Avenir Next"/>
-                <w:i/>
-                <w:color w:val="1A1A1A"/>
-                <w:sz w:val="18"/>
+                <w:sz w:val="22"/>
                 <w:szCs w:val="18"/>
               </w:rPr>
               <w:t xml:space="preserve">.</w:t>
@@ -2355,6 +2360,7 @@
           </w:tcPr>
           <w:p>
             <w:pPr>
+              <w:pStyle w:val="Heading2"/>
               <w:spacing w:before="0" w:after="0" w:line="240" w:lineRule="auto"/>
             </w:pPr>
             <w:r>
@@ -2392,7 +2398,7 @@
               <w:rPr>
                 <w:rFonts w:ascii="Avenir Next" w:hAnsi="Avenir Next" w:cs="Avenir Next" w:eastAsia="Avenir Next"/>
                 <w:color w:val="1A1A1A"/>
-                <w:sz w:val="17"/>
+                <w:sz w:val="22"/>
                 <w:szCs w:val="17"/>
               </w:rPr>
               <w:t xml:space="preserve">  I can do this on my own</w:t>
@@ -2421,7 +2427,7 @@
               <w:rPr>
                 <w:rFonts w:ascii="Avenir Next" w:hAnsi="Avenir Next" w:cs="Avenir Next" w:eastAsia="Avenir Next"/>
                 <w:color w:val="1A1A1A"/>
-                <w:sz w:val="17"/>
+                <w:sz w:val="22"/>
                 <w:szCs w:val="17"/>
               </w:rPr>
               <w:t xml:space="preserve">  I need a little help</w:t>
@@ -2450,7 +2456,7 @@
               <w:rPr>
                 <w:rFonts w:ascii="Avenir Next" w:hAnsi="Avenir Next" w:cs="Avenir Next" w:eastAsia="Avenir Next"/>
                 <w:color w:val="1A1A1A"/>
-                <w:sz w:val="17"/>
+                <w:sz w:val="22"/>
                 <w:szCs w:val="17"/>
               </w:rPr>
               <w:t xml:space="preserve">  I have a question about #</w:t>
@@ -2488,7 +2494,7 @@
         <w:rPr>
           <w:rFonts w:ascii="Avenir Next" w:hAnsi="Avenir Next" w:cs="Avenir Next" w:eastAsia="Avenir Next"/>
           <w:color w:val="5A5F66"/>
-          <w:sz w:val="17"/>
+          <w:sz w:val="22"/>
           <w:szCs w:val="17"/>
         </w:rPr>
         <w:t xml:space="preserve">Ask a family member one statistical question and one non-statistical question. Can they tell which is which?</w:t>
@@ -2571,14 +2577,15 @@
           <w:caps/>
           <w:color w:val="003A70"/>
           <w:spacing w:val="12"/>
-          <w:sz w:val="21"/>
+          <w:sz w:val="22"/>
           <w:szCs w:val="21"/>
         </w:rPr>
-        <w:t xml:space="preserve">Lesson 2-1  ·  Homework Packet  ·  Level 1  ·  Sheet 2 of 2</w:t>
+        <w:t xml:space="preserve">Lesson 2-1  ·  Homework Packet  ·  Supported  ·  Session 2 · pages 3–4</w:t>
       </w:r>
     </w:p>
     <w:p>
       <w:pPr>
+        <w:pStyle w:val="Heading1"/>
         <w:keepNext/>
         <w:spacing w:before="0" w:after="10" w:line="240" w:lineRule="auto"/>
       </w:pPr>
@@ -2604,7 +2611,7 @@
         <w:rPr>
           <w:rFonts w:ascii="Avenir Next" w:hAnsi="Avenir Next" w:cs="Avenir Next" w:eastAsia="Avenir Next"/>
           <w:color w:val="5A5F66"/>
-          <w:sz w:val="17"/>
+          <w:sz w:val="22"/>
           <w:szCs w:val="17"/>
         </w:rPr>
         <w:t xml:space="preserve">Maryland Standard 6.SP.B.4   ·   Learning target — I can build a dot plot and describe the shape of the data it shows.</w:t>
@@ -2651,6 +2658,7 @@
           </w:tcPr>
           <w:p>
             <w:pPr>
+              <w:pStyle w:val="Heading2"/>
               <w:spacing w:before="0" w:after="40" w:line="264" w:lineRule="auto"/>
             </w:pPr>
             <w:r>
@@ -2678,25 +2686,25 @@
                 <w:rFonts w:ascii="Avenir Next" w:hAnsi="Avenir Next" w:cs="Avenir Next" w:eastAsia="Avenir Next"/>
                 <w:b/>
                 <w:color w:val="003A70"/>
+                <w:sz w:val="22"/>
+                <w:szCs w:val="18"/>
+              </w:rPr>
+              <w:t xml:space="preserve">•</w:t>
+            </w:r>
+            <w:r>
+              <w:rPr>
+                <w:rFonts w:ascii="Avenir Next" w:hAnsi="Avenir Next" w:cs="Avenir Next" w:eastAsia="Avenir Next"/>
+                <w:color w:val="1A1A1A"/>
                 <w:sz w:val="18"/>
                 <w:szCs w:val="18"/>
               </w:rPr>
-              <w:t xml:space="preserve">•</w:t>
-            </w:r>
-            <w:r>
-              <w:rPr>
-                <w:rFonts w:ascii="Avenir Next" w:hAnsi="Avenir Next" w:cs="Avenir Next" w:eastAsia="Avenir Next"/>
-                <w:color w:val="1A1A1A"/>
-                <w:sz w:val="18"/>
-                <w:szCs w:val="18"/>
-              </w:rPr>
               <w:tab/>
             </w:r>
             <w:r>
               <w:rPr>
                 <w:rFonts w:ascii="Avenir Next" w:hAnsi="Avenir Next" w:cs="Avenir Next" w:eastAsia="Avenir Next"/>
                 <w:color w:val="1A1A1A"/>
-                <w:sz w:val="18"/>
+                <w:sz w:val="22"/>
                 <w:szCs w:val="18"/>
               </w:rPr>
               <w:t xml:space="preserve">A </w:t>
@@ -2706,7 +2714,7 @@
                 <w:rFonts w:ascii="Avenir Next" w:hAnsi="Avenir Next" w:cs="Avenir Next" w:eastAsia="Avenir Next"/>
                 <w:b/>
                 <w:color w:val="1A1A1A"/>
-                <w:sz w:val="18"/>
+                <w:sz w:val="22"/>
                 <w:szCs w:val="18"/>
               </w:rPr>
               <w:t xml:space="preserve">dot plot</w:t>
@@ -2715,7 +2723,7 @@
               <w:rPr>
                 <w:rFonts w:ascii="Avenir Next" w:hAnsi="Avenir Next" w:cs="Avenir Next" w:eastAsia="Avenir Next"/>
                 <w:color w:val="1A1A1A"/>
-                <w:sz w:val="18"/>
+                <w:sz w:val="22"/>
                 <w:szCs w:val="18"/>
               </w:rPr>
               <w:t xml:space="preserve"> shows one dot per data value.</w:t>
@@ -2734,18 +2742,18 @@
                 <w:rFonts w:ascii="Avenir Next" w:hAnsi="Avenir Next" w:cs="Avenir Next" w:eastAsia="Avenir Next"/>
                 <w:b/>
                 <w:color w:val="003A70"/>
+                <w:sz w:val="22"/>
+                <w:szCs w:val="18"/>
+              </w:rPr>
+              <w:t xml:space="preserve">•</w:t>
+            </w:r>
+            <w:r>
+              <w:rPr>
+                <w:rFonts w:ascii="Avenir Next" w:hAnsi="Avenir Next" w:cs="Avenir Next" w:eastAsia="Avenir Next"/>
+                <w:color w:val="1A1A1A"/>
                 <w:sz w:val="18"/>
                 <w:szCs w:val="18"/>
               </w:rPr>
-              <w:t xml:space="preserve">•</w:t>
-            </w:r>
-            <w:r>
-              <w:rPr>
-                <w:rFonts w:ascii="Avenir Next" w:hAnsi="Avenir Next" w:cs="Avenir Next" w:eastAsia="Avenir Next"/>
-                <w:color w:val="1A1A1A"/>
-                <w:sz w:val="18"/>
-                <w:szCs w:val="18"/>
-              </w:rPr>
               <w:tab/>
             </w:r>
             <w:r>
@@ -2753,7 +2761,7 @@
                 <w:rFonts w:ascii="Avenir Next" w:hAnsi="Avenir Next" w:cs="Avenir Next" w:eastAsia="Avenir Next"/>
                 <w:b/>
                 <w:color w:val="1A1A1A"/>
-                <w:sz w:val="18"/>
+                <w:sz w:val="22"/>
                 <w:szCs w:val="18"/>
               </w:rPr>
               <w:t xml:space="preserve">Peak</w:t>
@@ -2762,7 +2770,7 @@
               <w:rPr>
                 <w:rFonts w:ascii="Avenir Next" w:hAnsi="Avenir Next" w:cs="Avenir Next" w:eastAsia="Avenir Next"/>
                 <w:color w:val="1A1A1A"/>
-                <w:sz w:val="18"/>
+                <w:sz w:val="22"/>
                 <w:szCs w:val="18"/>
               </w:rPr>
               <w:t xml:space="preserve">: tallest stack. </w:t>
@@ -2772,7 +2780,7 @@
                 <w:rFonts w:ascii="Avenir Next" w:hAnsi="Avenir Next" w:cs="Avenir Next" w:eastAsia="Avenir Next"/>
                 <w:b/>
                 <w:color w:val="1A1A1A"/>
-                <w:sz w:val="18"/>
+                <w:sz w:val="22"/>
                 <w:szCs w:val="18"/>
               </w:rPr>
               <w:t xml:space="preserve">Gap</w:t>
@@ -2781,7 +2789,7 @@
               <w:rPr>
                 <w:rFonts w:ascii="Avenir Next" w:hAnsi="Avenir Next" w:cs="Avenir Next" w:eastAsia="Avenir Next"/>
                 <w:color w:val="1A1A1A"/>
-                <w:sz w:val="18"/>
+                <w:sz w:val="22"/>
                 <w:szCs w:val="18"/>
               </w:rPr>
               <w:t xml:space="preserve">: no dots. </w:t>
@@ -2791,7 +2799,7 @@
                 <w:rFonts w:ascii="Avenir Next" w:hAnsi="Avenir Next" w:cs="Avenir Next" w:eastAsia="Avenir Next"/>
                 <w:b/>
                 <w:color w:val="1A1A1A"/>
-                <w:sz w:val="18"/>
+                <w:sz w:val="22"/>
                 <w:szCs w:val="18"/>
               </w:rPr>
               <w:t xml:space="preserve">Outlier</w:t>
@@ -2800,7 +2808,7 @@
               <w:rPr>
                 <w:rFonts w:ascii="Avenir Next" w:hAnsi="Avenir Next" w:cs="Avenir Next" w:eastAsia="Avenir Next"/>
                 <w:color w:val="1A1A1A"/>
-                <w:sz w:val="18"/>
+                <w:sz w:val="22"/>
                 <w:szCs w:val="18"/>
               </w:rPr>
               <w:t xml:space="preserve">: far away.</w:t>
@@ -2819,18 +2827,18 @@
                 <w:rFonts w:ascii="Avenir Next" w:hAnsi="Avenir Next" w:cs="Avenir Next" w:eastAsia="Avenir Next"/>
                 <w:b/>
                 <w:color w:val="003A70"/>
+                <w:sz w:val="22"/>
+                <w:szCs w:val="18"/>
+              </w:rPr>
+              <w:t xml:space="preserve">•</w:t>
+            </w:r>
+            <w:r>
+              <w:rPr>
+                <w:rFonts w:ascii="Avenir Next" w:hAnsi="Avenir Next" w:cs="Avenir Next" w:eastAsia="Avenir Next"/>
+                <w:color w:val="1A1A1A"/>
                 <w:sz w:val="18"/>
                 <w:szCs w:val="18"/>
               </w:rPr>
-              <w:t xml:space="preserve">•</w:t>
-            </w:r>
-            <w:r>
-              <w:rPr>
-                <w:rFonts w:ascii="Avenir Next" w:hAnsi="Avenir Next" w:cs="Avenir Next" w:eastAsia="Avenir Next"/>
-                <w:color w:val="1A1A1A"/>
-                <w:sz w:val="18"/>
-                <w:szCs w:val="18"/>
-              </w:rPr>
               <w:tab/>
             </w:r>
             <w:r>
@@ -2838,7 +2846,7 @@
                 <w:rFonts w:ascii="Avenir Next" w:hAnsi="Avenir Next" w:cs="Avenir Next" w:eastAsia="Avenir Next"/>
                 <w:b/>
                 <w:color w:val="1A1A1A"/>
-                <w:sz w:val="18"/>
+                <w:sz w:val="22"/>
                 <w:szCs w:val="18"/>
               </w:rPr>
               <w:t xml:space="preserve">Symmetric</w:t>
@@ -2847,7 +2855,7 @@
               <w:rPr>
                 <w:rFonts w:ascii="Avenir Next" w:hAnsi="Avenir Next" w:cs="Avenir Next" w:eastAsia="Avenir Next"/>
                 <w:color w:val="1A1A1A"/>
-                <w:sz w:val="18"/>
+                <w:sz w:val="22"/>
                 <w:szCs w:val="18"/>
               </w:rPr>
               <w:t xml:space="preserve">: the sides match. </w:t>
@@ -2857,7 +2865,7 @@
                 <w:rFonts w:ascii="Avenir Next" w:hAnsi="Avenir Next" w:cs="Avenir Next" w:eastAsia="Avenir Next"/>
                 <w:b/>
                 <w:color w:val="1A1A1A"/>
-                <w:sz w:val="18"/>
+                <w:sz w:val="22"/>
                 <w:szCs w:val="18"/>
               </w:rPr>
               <w:t xml:space="preserve">Skewed right/left</w:t>
@@ -2866,7 +2874,7 @@
               <w:rPr>
                 <w:rFonts w:ascii="Avenir Next" w:hAnsi="Avenir Next" w:cs="Avenir Next" w:eastAsia="Avenir Next"/>
                 <w:color w:val="1A1A1A"/>
-                <w:sz w:val="18"/>
+                <w:sz w:val="22"/>
                 <w:szCs w:val="18"/>
               </w:rPr>
               <w:t xml:space="preserve">: the tail goes that way.</w:t>
@@ -2881,6 +2889,7 @@
           </w:tcPr>
           <w:p>
             <w:pPr>
+              <w:pStyle w:val="Heading2"/>
               <w:spacing w:before="0" w:after="40" w:line="264" w:lineRule="auto"/>
             </w:pPr>
             <w:r>
@@ -2903,7 +2912,7 @@
               <w:rPr>
                 <w:rFonts w:ascii="Avenir Next" w:hAnsi="Avenir Next" w:cs="Avenir Next" w:eastAsia="Avenir Next"/>
                 <w:color w:val="1A1A1A"/>
-                <w:sz w:val="17"/>
+                <w:sz w:val="22"/>
                 <w:szCs w:val="17"/>
               </w:rPr>
               <w:t xml:space="preserve">Pets owned: 0, 0, 1, 1, 1, 1, 2, 2, 3, 5. Name the shape.</w:t>
@@ -2922,25 +2931,25 @@
                 <w:rFonts w:ascii="Avenir Next" w:hAnsi="Avenir Next" w:cs="Avenir Next" w:eastAsia="Avenir Next"/>
                 <w:b/>
                 <w:color w:val="003A70"/>
+                <w:sz w:val="22"/>
+                <w:szCs w:val="17"/>
+              </w:rPr>
+              <w:t xml:space="preserve">Step 1</w:t>
+            </w:r>
+            <w:r>
+              <w:rPr>
+                <w:rFonts w:ascii="Avenir Next" w:hAnsi="Avenir Next" w:cs="Avenir Next" w:eastAsia="Avenir Next"/>
+                <w:color w:val="1A1A1A"/>
                 <w:sz w:val="17"/>
                 <w:szCs w:val="17"/>
               </w:rPr>
-              <w:t xml:space="preserve">Step 1</w:t>
-            </w:r>
-            <w:r>
-              <w:rPr>
-                <w:rFonts w:ascii="Avenir Next" w:hAnsi="Avenir Next" w:cs="Avenir Next" w:eastAsia="Avenir Next"/>
-                <w:color w:val="1A1A1A"/>
-                <w:sz w:val="17"/>
-                <w:szCs w:val="17"/>
-              </w:rPr>
               <w:tab/>
             </w:r>
             <w:r>
               <w:rPr>
                 <w:rFonts w:ascii="Avenir Next" w:hAnsi="Avenir Next" w:cs="Avenir Next" w:eastAsia="Avenir Next"/>
                 <w:color w:val="1A1A1A"/>
-                <w:sz w:val="17"/>
+                <w:sz w:val="22"/>
                 <w:szCs w:val="17"/>
               </w:rPr>
               <w:t xml:space="preserve">Stacks: 2 dots at 0, 4 at 1, 2 at 2, 1 at 3, 1 at 5.</w:t>
@@ -2959,25 +2968,25 @@
                 <w:rFonts w:ascii="Avenir Next" w:hAnsi="Avenir Next" w:cs="Avenir Next" w:eastAsia="Avenir Next"/>
                 <w:b/>
                 <w:color w:val="003A70"/>
+                <w:sz w:val="22"/>
+                <w:szCs w:val="17"/>
+              </w:rPr>
+              <w:t xml:space="preserve">Step 2</w:t>
+            </w:r>
+            <w:r>
+              <w:rPr>
+                <w:rFonts w:ascii="Avenir Next" w:hAnsi="Avenir Next" w:cs="Avenir Next" w:eastAsia="Avenir Next"/>
+                <w:color w:val="1A1A1A"/>
                 <w:sz w:val="17"/>
                 <w:szCs w:val="17"/>
               </w:rPr>
-              <w:t xml:space="preserve">Step 2</w:t>
-            </w:r>
-            <w:r>
-              <w:rPr>
-                <w:rFonts w:ascii="Avenir Next" w:hAnsi="Avenir Next" w:cs="Avenir Next" w:eastAsia="Avenir Next"/>
-                <w:color w:val="1A1A1A"/>
-                <w:sz w:val="17"/>
-                <w:szCs w:val="17"/>
-              </w:rPr>
               <w:tab/>
             </w:r>
             <w:r>
               <w:rPr>
                 <w:rFonts w:ascii="Avenir Next" w:hAnsi="Avenir Next" w:cs="Avenir Next" w:eastAsia="Avenir Next"/>
                 <w:color w:val="1A1A1A"/>
-                <w:sz w:val="17"/>
+                <w:sz w:val="22"/>
                 <w:szCs w:val="17"/>
               </w:rPr>
               <w:t xml:space="preserve">Peak at 1. The tail stretches right to 5.</w:t>
@@ -2996,18 +3005,18 @@
                 <w:rFonts w:ascii="Avenir Next" w:hAnsi="Avenir Next" w:cs="Avenir Next" w:eastAsia="Avenir Next"/>
                 <w:b/>
                 <w:color w:val="1A1A1A"/>
+                <w:sz w:val="22"/>
+                <w:szCs w:val="17"/>
+              </w:rPr>
+              <w:t xml:space="preserve">Answer</w:t>
+            </w:r>
+            <w:r>
+              <w:rPr>
+                <w:rFonts w:ascii="Avenir Next" w:hAnsi="Avenir Next" w:cs="Avenir Next" w:eastAsia="Avenir Next"/>
+                <w:color w:val="1A1A1A"/>
                 <w:sz w:val="17"/>
                 <w:szCs w:val="17"/>
               </w:rPr>
-              <w:t xml:space="preserve">Answer</w:t>
-            </w:r>
-            <w:r>
-              <w:rPr>
-                <w:rFonts w:ascii="Avenir Next" w:hAnsi="Avenir Next" w:cs="Avenir Next" w:eastAsia="Avenir Next"/>
-                <w:color w:val="1A1A1A"/>
-                <w:sz w:val="17"/>
-                <w:szCs w:val="17"/>
-              </w:rPr>
               <w:tab/>
             </w:r>
             <w:r>
@@ -3015,7 +3024,7 @@
                 <w:rFonts w:ascii="Avenir Next" w:hAnsi="Avenir Next" w:cs="Avenir Next" w:eastAsia="Avenir Next"/>
                 <w:b/>
                 <w:color w:val="1A1A1A"/>
-                <w:sz w:val="17"/>
+                <w:sz w:val="22"/>
                 <w:szCs w:val="17"/>
               </w:rPr>
               <w:t xml:space="preserve">Skewed right</w:t>
@@ -3065,6 +3074,7 @@
           </w:tcPr>
           <w:p>
             <w:pPr>
+              <w:pStyle w:val="Heading2"/>
               <w:spacing w:before="0" w:after="40" w:line="264" w:lineRule="auto"/>
             </w:pPr>
             <w:r>
@@ -3088,7 +3098,7 @@
                 <w:rFonts w:ascii="Avenir Next" w:hAnsi="Avenir Next" w:cs="Avenir Next" w:eastAsia="Avenir Next"/>
                 <w:b/>
                 <w:color w:val="1A1A1A"/>
-                <w:sz w:val="21"/>
+                <w:sz w:val="22"/>
                 <w:szCs w:val="21"/>
               </w:rPr>
               <w:t xml:space="preserve">dot plot</w:t>
@@ -3097,7 +3107,7 @@
               <w:rPr>
                 <w:rFonts w:ascii="Avenir Next" w:hAnsi="Avenir Next" w:cs="Avenir Next" w:eastAsia="Avenir Next"/>
                 <w:color w:val="5A5F66"/>
-                <w:sz w:val="21"/>
+                <w:sz w:val="22"/>
                 <w:szCs w:val="21"/>
               </w:rPr>
               <w:t xml:space="preserve"> — </w:t>
@@ -3106,7 +3116,7 @@
               <w:rPr>
                 <w:rFonts w:ascii="Avenir Next" w:hAnsi="Avenir Next" w:cs="Avenir Next" w:eastAsia="Avenir Next"/>
                 <w:color w:val="1A1A1A"/>
-                <w:sz w:val="21"/>
+                <w:sz w:val="22"/>
                 <w:szCs w:val="21"/>
               </w:rPr>
               <w:t xml:space="preserve">one dot for each number</w:t>
@@ -3121,7 +3131,7 @@
                 <w:rFonts w:ascii="Avenir Next" w:hAnsi="Avenir Next" w:cs="Avenir Next" w:eastAsia="Avenir Next"/>
                 <w:b/>
                 <w:color w:val="1A1A1A"/>
-                <w:sz w:val="21"/>
+                <w:sz w:val="22"/>
                 <w:szCs w:val="21"/>
               </w:rPr>
               <w:t xml:space="preserve">peak</w:t>
@@ -3130,7 +3140,7 @@
               <w:rPr>
                 <w:rFonts w:ascii="Avenir Next" w:hAnsi="Avenir Next" w:cs="Avenir Next" w:eastAsia="Avenir Next"/>
                 <w:color w:val="5A5F66"/>
-                <w:sz w:val="21"/>
+                <w:sz w:val="22"/>
                 <w:szCs w:val="21"/>
               </w:rPr>
               <w:t xml:space="preserve"> — </w:t>
@@ -3139,7 +3149,7 @@
               <w:rPr>
                 <w:rFonts w:ascii="Avenir Next" w:hAnsi="Avenir Next" w:cs="Avenir Next" w:eastAsia="Avenir Next"/>
                 <w:color w:val="1A1A1A"/>
-                <w:sz w:val="21"/>
+                <w:sz w:val="22"/>
                 <w:szCs w:val="21"/>
               </w:rPr>
               <w:t xml:space="preserve">the tallest stack</w:t>
@@ -3165,7 +3175,7 @@
                 <w:rFonts w:ascii="Avenir Next" w:hAnsi="Avenir Next" w:cs="Avenir Next" w:eastAsia="Avenir Next"/>
                 <w:b/>
                 <w:color w:val="1A1A1A"/>
-                <w:sz w:val="21"/>
+                <w:sz w:val="22"/>
                 <w:szCs w:val="21"/>
               </w:rPr>
               <w:t xml:space="preserve">gap</w:t>
@@ -3174,7 +3184,7 @@
               <w:rPr>
                 <w:rFonts w:ascii="Avenir Next" w:hAnsi="Avenir Next" w:cs="Avenir Next" w:eastAsia="Avenir Next"/>
                 <w:color w:val="5A5F66"/>
-                <w:sz w:val="21"/>
+                <w:sz w:val="22"/>
                 <w:szCs w:val="21"/>
               </w:rPr>
               <w:t xml:space="preserve"> — </w:t>
@@ -3183,7 +3193,7 @@
               <w:rPr>
                 <w:rFonts w:ascii="Avenir Next" w:hAnsi="Avenir Next" w:cs="Avenir Next" w:eastAsia="Avenir Next"/>
                 <w:color w:val="1A1A1A"/>
-                <w:sz w:val="21"/>
+                <w:sz w:val="22"/>
                 <w:szCs w:val="21"/>
               </w:rPr>
               <w:t xml:space="preserve">a space with no dots</w:t>
@@ -3198,7 +3208,7 @@
                 <w:rFonts w:ascii="Avenir Next" w:hAnsi="Avenir Next" w:cs="Avenir Next" w:eastAsia="Avenir Next"/>
                 <w:b/>
                 <w:color w:val="1A1A1A"/>
-                <w:sz w:val="21"/>
+                <w:sz w:val="22"/>
                 <w:szCs w:val="21"/>
               </w:rPr>
               <w:t xml:space="preserve">skewed</w:t>
@@ -3207,7 +3217,7 @@
               <w:rPr>
                 <w:rFonts w:ascii="Avenir Next" w:hAnsi="Avenir Next" w:cs="Avenir Next" w:eastAsia="Avenir Next"/>
                 <w:color w:val="5A5F66"/>
-                <w:sz w:val="21"/>
+                <w:sz w:val="22"/>
                 <w:szCs w:val="21"/>
               </w:rPr>
               <w:t xml:space="preserve"> — </w:t>
@@ -3216,7 +3226,7 @@
               <w:rPr>
                 <w:rFonts w:ascii="Avenir Next" w:hAnsi="Avenir Next" w:cs="Avenir Next" w:eastAsia="Avenir Next"/>
                 <w:color w:val="1A1A1A"/>
-                <w:sz w:val="21"/>
+                <w:sz w:val="22"/>
                 <w:szCs w:val="21"/>
               </w:rPr>
               <w:t xml:space="preserve">a long tail on one side</w:t>
@@ -3227,6 +3237,7 @@
     </w:tbl>
     <w:p>
       <w:pPr>
+        <w:pStyle w:val="Heading2"/>
         <w:keepNext/>
         <w:pBdr>
           <w:bottom w:val="single" w:sz="8" w:space="3" w:color="003A70"/>
@@ -3242,7 +3253,7 @@
           <w:b/>
           <w:color w:val="003A70"/>
           <w:spacing w:val="14"/>
-          <w:sz w:val="21"/>
+          <w:sz w:val="22"/>
           <w:szCs w:val="21"/>
         </w:rPr>
         <w:t xml:space="preserve">PRACTICE</w:t>
@@ -3261,7 +3272,7 @@
           <w:rFonts w:ascii="Avenir Next" w:hAnsi="Avenir Next" w:cs="Avenir Next" w:eastAsia="Avenir Next"/>
           <w:i/>
           <w:color w:val="5A5F66"/>
-          <w:sz w:val="17"/>
+          <w:sz w:val="22"/>
           <w:szCs w:val="17"/>
         </w:rPr>
         <w:t xml:space="preserve">show your work · label units</w:t>
@@ -3401,25 +3412,25 @@
                       <w:rFonts w:ascii="Avenir Next" w:hAnsi="Avenir Next" w:cs="Avenir Next" w:eastAsia="Avenir Next"/>
                       <w:b/>
                       <w:color w:val="003A70"/>
+                      <w:sz w:val="22"/>
+                      <w:szCs w:val="18"/>
+                    </w:rPr>
+                    <w:t xml:space="preserve">Step 1</w:t>
+                  </w:r>
+                  <w:r>
+                    <w:rPr>
+                      <w:rFonts w:ascii="Avenir Next" w:hAnsi="Avenir Next" w:cs="Avenir Next" w:eastAsia="Avenir Next"/>
+                      <w:color w:val="1A1A1A"/>
                       <w:sz w:val="18"/>
                       <w:szCs w:val="18"/>
                     </w:rPr>
-                    <w:t xml:space="preserve">Step 1</w:t>
-                  </w:r>
-                  <w:r>
-                    <w:rPr>
-                      <w:rFonts w:ascii="Avenir Next" w:hAnsi="Avenir Next" w:cs="Avenir Next" w:eastAsia="Avenir Next"/>
-                      <w:color w:val="1A1A1A"/>
-                      <w:sz w:val="18"/>
-                      <w:szCs w:val="18"/>
-                    </w:rPr>
                     <w:tab/>
                   </w:r>
                   <w:r>
                     <w:rPr>
                       <w:rFonts w:ascii="Avenir Next" w:hAnsi="Avenir Next" w:cs="Avenir Next" w:eastAsia="Avenir Next"/>
                       <w:color w:val="1A1A1A"/>
-                      <w:sz w:val="21"/>
+                      <w:sz w:val="22"/>
                       <w:szCs w:val="21"/>
                     </w:rPr>
                     <w:t xml:space="preserve">Put one dot above each number; stack repeats.</w:t>
@@ -3439,25 +3450,25 @@
                       <w:rFonts w:ascii="Avenir Next" w:hAnsi="Avenir Next" w:cs="Avenir Next" w:eastAsia="Avenir Next"/>
                       <w:b/>
                       <w:color w:val="003A70"/>
+                      <w:sz w:val="22"/>
+                      <w:szCs w:val="18"/>
+                    </w:rPr>
+                    <w:t xml:space="preserve">Step 2</w:t>
+                  </w:r>
+                  <w:r>
+                    <w:rPr>
+                      <w:rFonts w:ascii="Avenir Next" w:hAnsi="Avenir Next" w:cs="Avenir Next" w:eastAsia="Avenir Next"/>
+                      <w:color w:val="1A1A1A"/>
                       <w:sz w:val="18"/>
                       <w:szCs w:val="18"/>
                     </w:rPr>
-                    <w:t xml:space="preserve">Step 2</w:t>
-                  </w:r>
-                  <w:r>
-                    <w:rPr>
-                      <w:rFonts w:ascii="Avenir Next" w:hAnsi="Avenir Next" w:cs="Avenir Next" w:eastAsia="Avenir Next"/>
-                      <w:color w:val="1A1A1A"/>
-                      <w:sz w:val="18"/>
-                      <w:szCs w:val="18"/>
-                    </w:rPr>
                     <w:tab/>
                   </w:r>
                   <w:r>
                     <w:rPr>
                       <w:rFonts w:ascii="Avenir Next" w:hAnsi="Avenir Next" w:cs="Avenir Next" w:eastAsia="Avenir Next"/>
                       <w:color w:val="1A1A1A"/>
-                      <w:sz w:val="21"/>
+                      <w:sz w:val="22"/>
                       <w:szCs w:val="21"/>
                     </w:rPr>
                     <w:t xml:space="preserve">Find the tallest stack.</w:t>
@@ -3592,7 +3603,7 @@
                     <w:drawing>
                       <wp:inline distT="0" distB="0" distL="0" distR="0">
                         <wp:extent cx="2743200" cy="1335024"/>
-                        <wp:docPr id="1" name="Figure 1"/>
+                        <wp:docPr id="1" name="Figure 1" descr="Dot plot. Horizontal axis: Books Read in May, 0 to 6, ticks every 1. No dots plotted; complete the plot using the question data."/>
                         <a:graphic xmlns:a="http://schemas.openxmlformats.org/drawingml/2006/main">
                           <a:graphicData uri="http://schemas.openxmlformats.org/drawingml/2006/picture">
                             <pic:pic xmlns:pic="http://schemas.openxmlformats.org/drawingml/2006/picture">
@@ -3738,25 +3749,25 @@
                 <w:rFonts w:ascii="Avenir Next" w:hAnsi="Avenir Next" w:cs="Avenir Next" w:eastAsia="Avenir Next"/>
                 <w:b/>
                 <w:color w:val="003A70"/>
+                <w:sz w:val="22"/>
+                <w:szCs w:val="18"/>
+              </w:rPr>
+              <w:t xml:space="preserve">Step 1</w:t>
+            </w:r>
+            <w:r>
+              <w:rPr>
+                <w:rFonts w:ascii="Avenir Next" w:hAnsi="Avenir Next" w:cs="Avenir Next" w:eastAsia="Avenir Next"/>
+                <w:color w:val="1A1A1A"/>
                 <w:sz w:val="18"/>
                 <w:szCs w:val="18"/>
               </w:rPr>
-              <w:t xml:space="preserve">Step 1</w:t>
-            </w:r>
-            <w:r>
-              <w:rPr>
-                <w:rFonts w:ascii="Avenir Next" w:hAnsi="Avenir Next" w:cs="Avenir Next" w:eastAsia="Avenir Next"/>
-                <w:color w:val="1A1A1A"/>
-                <w:sz w:val="18"/>
-                <w:szCs w:val="18"/>
-              </w:rPr>
               <w:tab/>
             </w:r>
             <w:r>
               <w:rPr>
                 <w:rFonts w:ascii="Avenir Next" w:hAnsi="Avenir Next" w:cs="Avenir Next" w:eastAsia="Avenir Next"/>
                 <w:color w:val="1A1A1A"/>
-                <w:sz w:val="21"/>
+                <w:sz w:val="22"/>
                 <w:szCs w:val="21"/>
               </w:rPr>
               <w:t xml:space="preserve">Count the 5s. The value with the most dots is the peak.</w:t>
@@ -3776,25 +3787,25 @@
                 <w:rFonts w:ascii="Avenir Next" w:hAnsi="Avenir Next" w:cs="Avenir Next" w:eastAsia="Avenir Next"/>
                 <w:b/>
                 <w:color w:val="003A70"/>
+                <w:sz w:val="22"/>
+                <w:szCs w:val="18"/>
+              </w:rPr>
+              <w:t xml:space="preserve">Step 2</w:t>
+            </w:r>
+            <w:r>
+              <w:rPr>
+                <w:rFonts w:ascii="Avenir Next" w:hAnsi="Avenir Next" w:cs="Avenir Next" w:eastAsia="Avenir Next"/>
+                <w:color w:val="1A1A1A"/>
                 <w:sz w:val="18"/>
                 <w:szCs w:val="18"/>
               </w:rPr>
-              <w:t xml:space="preserve">Step 2</w:t>
-            </w:r>
-            <w:r>
-              <w:rPr>
-                <w:rFonts w:ascii="Avenir Next" w:hAnsi="Avenir Next" w:cs="Avenir Next" w:eastAsia="Avenir Next"/>
-                <w:color w:val="1A1A1A"/>
-                <w:sz w:val="18"/>
-                <w:szCs w:val="18"/>
-              </w:rPr>
               <w:tab/>
             </w:r>
             <w:r>
               <w:rPr>
                 <w:rFonts w:ascii="Avenir Next" w:hAnsi="Avenir Next" w:cs="Avenir Next" w:eastAsia="Avenir Next"/>
                 <w:color w:val="1A1A1A"/>
-                <w:sz w:val="21"/>
+                <w:sz w:val="22"/>
                 <w:szCs w:val="21"/>
               </w:rPr>
               <w:t xml:space="preserve">Name the shape for the side with the long tail.</w:t>
@@ -4339,7 +4350,7 @@
                     <w:drawing>
                       <wp:inline distT="0" distB="0" distL="0" distR="0">
                         <wp:extent cx="2743200" cy="1188720"/>
-                        <wp:docPr id="2" name="Figure 2"/>
+                        <wp:docPr id="2" name="Figure 2" descr="Dot plot. Horizontal axis: Goals Scored, 0 to 8, ticks every 1. Dots by value: 0: 2; 1: 3; 2: 2; 3: 2; 4: 1; 7: 1"/>
                         <a:graphic xmlns:a="http://schemas.openxmlformats.org/drawingml/2006/main">
                           <a:graphicData uri="http://schemas.openxmlformats.org/drawingml/2006/picture">
                             <pic:pic xmlns:pic="http://schemas.openxmlformats.org/drawingml/2006/picture">
@@ -4482,7 +4493,7 @@
                 <w:rFonts w:ascii="Avenir Next" w:hAnsi="Avenir Next" w:cs="Avenir Next" w:eastAsia="Avenir Next"/>
                 <w:b/>
                 <w:color w:val="003A70"/>
-                <w:sz w:val="17"/>
+                <w:sz w:val="22"/>
                 <w:szCs w:val="17"/>
               </w:rPr>
               <w:t xml:space="preserve">Frame  </w:t>
@@ -4492,10 +4503,30 @@
                 <w:rFonts w:ascii="Avenir Next" w:hAnsi="Avenir Next" w:cs="Avenir Next" w:eastAsia="Avenir Next"/>
                 <w:i/>
                 <w:color w:val="1A1A1A"/>
+                <w:sz w:val="22"/>
+                <w:szCs w:val="18"/>
+              </w:rPr>
+              <w:t xml:space="preserve">Leah is wrong because the tail points </w:t>
+            </w:r>
+            <w:r>
+              <w:rPr>
+                <w:rFonts w:ascii="Avenir Next" w:hAnsi="Avenir Next" w:cs="Avenir Next" w:eastAsia="Avenir Next"/>
+                <w:color w:val="1A1A1A"/>
                 <w:sz w:val="18"/>
                 <w:szCs w:val="18"/>
-              </w:rPr>
-              <w:t xml:space="preserve">Leah is wrong because the tail points </w:t>
+                <w:u w:val="single"/>
+              </w:rPr>
+              <w:t xml:space="preserve">      </w:t>
+            </w:r>
+            <w:r>
+              <w:rPr>
+                <w:rFonts w:ascii="Avenir Next" w:hAnsi="Avenir Next" w:cs="Avenir Next" w:eastAsia="Avenir Next"/>
+                <w:i/>
+                <w:color w:val="1A1A1A"/>
+                <w:sz w:val="22"/>
+                <w:szCs w:val="18"/>
+              </w:rPr>
+              <w:t xml:space="preserve">, so the plot is skewed </w:t>
             </w:r>
             <w:r>
               <w:rPr>
@@ -4512,27 +4543,7 @@
                 <w:rFonts w:ascii="Avenir Next" w:hAnsi="Avenir Next" w:cs="Avenir Next" w:eastAsia="Avenir Next"/>
                 <w:i/>
                 <w:color w:val="1A1A1A"/>
-                <w:sz w:val="18"/>
-                <w:szCs w:val="18"/>
-              </w:rPr>
-              <w:t xml:space="preserve">, so the plot is skewed </w:t>
-            </w:r>
-            <w:r>
-              <w:rPr>
-                <w:rFonts w:ascii="Avenir Next" w:hAnsi="Avenir Next" w:cs="Avenir Next" w:eastAsia="Avenir Next"/>
-                <w:color w:val="1A1A1A"/>
-                <w:sz w:val="18"/>
-                <w:szCs w:val="18"/>
-                <w:u w:val="single"/>
-              </w:rPr>
-              <w:t xml:space="preserve">      </w:t>
-            </w:r>
-            <w:r>
-              <w:rPr>
-                <w:rFonts w:ascii="Avenir Next" w:hAnsi="Avenir Next" w:cs="Avenir Next" w:eastAsia="Avenir Next"/>
-                <w:i/>
-                <w:color w:val="1A1A1A"/>
-                <w:sz w:val="18"/>
+                <w:sz w:val="22"/>
                 <w:szCs w:val="18"/>
               </w:rPr>
               <w:t xml:space="preserve">.</w:t>
@@ -4717,25 +4728,25 @@
                 <w:rFonts w:ascii="Avenir Next" w:hAnsi="Avenir Next" w:cs="Avenir Next" w:eastAsia="Avenir Next"/>
                 <w:b/>
                 <w:color w:val="003A70"/>
+                <w:sz w:val="22"/>
+                <w:szCs w:val="18"/>
+              </w:rPr>
+              <w:t xml:space="preserve">Step 1</w:t>
+            </w:r>
+            <w:r>
+              <w:rPr>
+                <w:rFonts w:ascii="Avenir Next" w:hAnsi="Avenir Next" w:cs="Avenir Next" w:eastAsia="Avenir Next"/>
+                <w:color w:val="1A1A1A"/>
                 <w:sz w:val="18"/>
                 <w:szCs w:val="18"/>
               </w:rPr>
-              <w:t xml:space="preserve">Step 1</w:t>
-            </w:r>
-            <w:r>
-              <w:rPr>
-                <w:rFonts w:ascii="Avenir Next" w:hAnsi="Avenir Next" w:cs="Avenir Next" w:eastAsia="Avenir Next"/>
-                <w:color w:val="1A1A1A"/>
-                <w:sz w:val="18"/>
-                <w:szCs w:val="18"/>
-              </w:rPr>
               <w:tab/>
             </w:r>
             <w:r>
               <w:rPr>
                 <w:rFonts w:ascii="Avenir Next" w:hAnsi="Avenir Next" w:cs="Avenir Next" w:eastAsia="Avenir Next"/>
                 <w:color w:val="1A1A1A"/>
-                <w:sz w:val="21"/>
+                <w:sz w:val="22"/>
                 <w:szCs w:val="21"/>
               </w:rPr>
               <w:t xml:space="preserve">Find the tallest stack.</w:t>
@@ -4755,25 +4766,25 @@
                 <w:rFonts w:ascii="Avenir Next" w:hAnsi="Avenir Next" w:cs="Avenir Next" w:eastAsia="Avenir Next"/>
                 <w:b/>
                 <w:color w:val="003A70"/>
+                <w:sz w:val="22"/>
+                <w:szCs w:val="18"/>
+              </w:rPr>
+              <w:t xml:space="preserve">Step 2</w:t>
+            </w:r>
+            <w:r>
+              <w:rPr>
+                <w:rFonts w:ascii="Avenir Next" w:hAnsi="Avenir Next" w:cs="Avenir Next" w:eastAsia="Avenir Next"/>
+                <w:color w:val="1A1A1A"/>
                 <w:sz w:val="18"/>
                 <w:szCs w:val="18"/>
               </w:rPr>
-              <w:t xml:space="preserve">Step 2</w:t>
-            </w:r>
-            <w:r>
-              <w:rPr>
-                <w:rFonts w:ascii="Avenir Next" w:hAnsi="Avenir Next" w:cs="Avenir Next" w:eastAsia="Avenir Next"/>
-                <w:color w:val="1A1A1A"/>
-                <w:sz w:val="18"/>
-                <w:szCs w:val="18"/>
-              </w:rPr>
               <w:tab/>
             </w:r>
             <w:r>
               <w:rPr>
                 <w:rFonts w:ascii="Avenir Next" w:hAnsi="Avenir Next" w:cs="Avenir Next" w:eastAsia="Avenir Next"/>
                 <w:color w:val="1A1A1A"/>
-                <w:sz w:val="21"/>
+                <w:sz w:val="22"/>
                 <w:szCs w:val="21"/>
               </w:rPr>
               <w:t xml:space="preserve">Look for the side with the long tail.</w:t>
@@ -4793,25 +4804,25 @@
                 <w:rFonts w:ascii="Avenir Next" w:hAnsi="Avenir Next" w:cs="Avenir Next" w:eastAsia="Avenir Next"/>
                 <w:b/>
                 <w:color w:val="003A70"/>
+                <w:sz w:val="22"/>
+                <w:szCs w:val="18"/>
+              </w:rPr>
+              <w:t xml:space="preserve">Step 3</w:t>
+            </w:r>
+            <w:r>
+              <w:rPr>
+                <w:rFonts w:ascii="Avenir Next" w:hAnsi="Avenir Next" w:cs="Avenir Next" w:eastAsia="Avenir Next"/>
+                <w:color w:val="1A1A1A"/>
                 <w:sz w:val="18"/>
                 <w:szCs w:val="18"/>
               </w:rPr>
-              <w:t xml:space="preserve">Step 3</w:t>
-            </w:r>
-            <w:r>
-              <w:rPr>
-                <w:rFonts w:ascii="Avenir Next" w:hAnsi="Avenir Next" w:cs="Avenir Next" w:eastAsia="Avenir Next"/>
-                <w:color w:val="1A1A1A"/>
-                <w:sz w:val="18"/>
-                <w:szCs w:val="18"/>
-              </w:rPr>
               <w:tab/>
             </w:r>
             <w:r>
               <w:rPr>
                 <w:rFonts w:ascii="Avenir Next" w:hAnsi="Avenir Next" w:cs="Avenir Next" w:eastAsia="Avenir Next"/>
                 <w:color w:val="1A1A1A"/>
-                <w:sz w:val="21"/>
+                <w:sz w:val="22"/>
                 <w:szCs w:val="21"/>
               </w:rPr>
               <w:t xml:space="preserve">Name the shape for the tail.</w:t>
@@ -4880,7 +4891,7 @@
                     <w:rPr>
                       <w:rFonts w:ascii="Avenir Next" w:hAnsi="Avenir Next" w:cs="Avenir Next" w:eastAsia="Avenir Next"/>
                       <w:color w:val="1A1A1A"/>
-                      <w:sz w:val="21"/>
+                      <w:sz w:val="22"/>
                       <w:szCs w:val="21"/>
                     </w:rPr>
                     <w:t xml:space="preserve">Symmetric</w:t>
@@ -4919,7 +4930,7 @@
                     <w:rPr>
                       <w:rFonts w:ascii="Avenir Next" w:hAnsi="Avenir Next" w:cs="Avenir Next" w:eastAsia="Avenir Next"/>
                       <w:color w:val="1A1A1A"/>
-                      <w:sz w:val="21"/>
+                      <w:sz w:val="22"/>
                       <w:szCs w:val="21"/>
                     </w:rPr>
                     <w:t xml:space="preserve">Skewed left</w:t>
@@ -4958,7 +4969,7 @@
                     <w:rPr>
                       <w:rFonts w:ascii="Avenir Next" w:hAnsi="Avenir Next" w:cs="Avenir Next" w:eastAsia="Avenir Next"/>
                       <w:color w:val="1A1A1A"/>
-                      <w:sz w:val="21"/>
+                      <w:sz w:val="22"/>
                       <w:szCs w:val="21"/>
                     </w:rPr>
                     <w:t xml:space="preserve">Skewed right</w:t>
@@ -4982,6 +4993,7 @@
     </w:p>
     <w:p>
       <w:pPr>
+        <w:pStyle w:val="Heading2"/>
         <w:keepNext/>
         <w:pBdr>
           <w:bottom w:val="single" w:sz="8" w:space="3" w:color="003A70"/>
@@ -4997,7 +5009,7 @@
           <w:b/>
           <w:color w:val="003A70"/>
           <w:spacing w:val="14"/>
-          <w:sz w:val="21"/>
+          <w:sz w:val="22"/>
           <w:szCs w:val="21"/>
         </w:rPr>
         <w:t xml:space="preserve">TEST PRACTICE</w:t>
@@ -5016,7 +5028,7 @@
           <w:rFonts w:ascii="Avenir Next" w:hAnsi="Avenir Next" w:cs="Avenir Next" w:eastAsia="Avenir Next"/>
           <w:i/>
           <w:color w:val="5A5F66"/>
-          <w:sz w:val="17"/>
+          <w:sz w:val="22"/>
           <w:szCs w:val="17"/>
         </w:rPr>
         <w:t xml:space="preserve">choose the best answer</w:t>
@@ -5148,25 +5160,25 @@
                       <w:rFonts w:ascii="Avenir Next" w:hAnsi="Avenir Next" w:cs="Avenir Next" w:eastAsia="Avenir Next"/>
                       <w:b/>
                       <w:color w:val="003A70"/>
+                      <w:sz w:val="22"/>
+                      <w:szCs w:val="21"/>
+                    </w:rPr>
+                    <w:t xml:space="preserve">A</w:t>
+                  </w:r>
+                  <w:r>
+                    <w:rPr>
+                      <w:rFonts w:ascii="Avenir Next" w:hAnsi="Avenir Next" w:cs="Avenir Next" w:eastAsia="Avenir Next"/>
+                      <w:color w:val="1A1A1A"/>
                       <w:sz w:val="21"/>
                       <w:szCs w:val="21"/>
                     </w:rPr>
-                    <w:t xml:space="preserve">A</w:t>
-                  </w:r>
-                  <w:r>
-                    <w:rPr>
-                      <w:rFonts w:ascii="Avenir Next" w:hAnsi="Avenir Next" w:cs="Avenir Next" w:eastAsia="Avenir Next"/>
-                      <w:color w:val="1A1A1A"/>
-                      <w:sz w:val="21"/>
-                      <w:szCs w:val="21"/>
-                    </w:rPr>
                     <w:tab/>
                   </w:r>
                   <w:r>
                     <w:rPr>
                       <w:rFonts w:ascii="Avenir Next" w:hAnsi="Avenir Next" w:cs="Avenir Next" w:eastAsia="Avenir Next"/>
                       <w:color w:val="1A1A1A"/>
-                      <w:sz w:val="21"/>
+                      <w:sz w:val="22"/>
                       <w:szCs w:val="21"/>
                     </w:rPr>
                     <w:t xml:space="preserve">Symmetric</w:t>
@@ -5191,25 +5203,25 @@
                       <w:rFonts w:ascii="Avenir Next" w:hAnsi="Avenir Next" w:cs="Avenir Next" w:eastAsia="Avenir Next"/>
                       <w:b/>
                       <w:color w:val="003A70"/>
+                      <w:sz w:val="22"/>
+                      <w:szCs w:val="21"/>
+                    </w:rPr>
+                    <w:t xml:space="preserve">B</w:t>
+                  </w:r>
+                  <w:r>
+                    <w:rPr>
+                      <w:rFonts w:ascii="Avenir Next" w:hAnsi="Avenir Next" w:cs="Avenir Next" w:eastAsia="Avenir Next"/>
+                      <w:color w:val="1A1A1A"/>
                       <w:sz w:val="21"/>
                       <w:szCs w:val="21"/>
                     </w:rPr>
-                    <w:t xml:space="preserve">B</w:t>
-                  </w:r>
-                  <w:r>
-                    <w:rPr>
-                      <w:rFonts w:ascii="Avenir Next" w:hAnsi="Avenir Next" w:cs="Avenir Next" w:eastAsia="Avenir Next"/>
-                      <w:color w:val="1A1A1A"/>
-                      <w:sz w:val="21"/>
-                      <w:szCs w:val="21"/>
-                    </w:rPr>
                     <w:tab/>
                   </w:r>
                   <w:r>
                     <w:rPr>
                       <w:rFonts w:ascii="Avenir Next" w:hAnsi="Avenir Next" w:cs="Avenir Next" w:eastAsia="Avenir Next"/>
                       <w:color w:val="1A1A1A"/>
-                      <w:sz w:val="21"/>
+                      <w:sz w:val="22"/>
                       <w:szCs w:val="21"/>
                     </w:rPr>
                     <w:t xml:space="preserve">Skewed left</w:t>
@@ -5234,25 +5246,25 @@
                       <w:rFonts w:ascii="Avenir Next" w:hAnsi="Avenir Next" w:cs="Avenir Next" w:eastAsia="Avenir Next"/>
                       <w:b/>
                       <w:color w:val="003A70"/>
+                      <w:sz w:val="22"/>
+                      <w:szCs w:val="21"/>
+                    </w:rPr>
+                    <w:t xml:space="preserve">C</w:t>
+                  </w:r>
+                  <w:r>
+                    <w:rPr>
+                      <w:rFonts w:ascii="Avenir Next" w:hAnsi="Avenir Next" w:cs="Avenir Next" w:eastAsia="Avenir Next"/>
+                      <w:color w:val="1A1A1A"/>
                       <w:sz w:val="21"/>
                       <w:szCs w:val="21"/>
                     </w:rPr>
-                    <w:t xml:space="preserve">C</w:t>
-                  </w:r>
-                  <w:r>
-                    <w:rPr>
-                      <w:rFonts w:ascii="Avenir Next" w:hAnsi="Avenir Next" w:cs="Avenir Next" w:eastAsia="Avenir Next"/>
-                      <w:color w:val="1A1A1A"/>
-                      <w:sz w:val="21"/>
-                      <w:szCs w:val="21"/>
-                    </w:rPr>
                     <w:tab/>
                   </w:r>
                   <w:r>
                     <w:rPr>
                       <w:rFonts w:ascii="Avenir Next" w:hAnsi="Avenir Next" w:cs="Avenir Next" w:eastAsia="Avenir Next"/>
                       <w:color w:val="1A1A1A"/>
-                      <w:sz w:val="21"/>
+                      <w:sz w:val="22"/>
                       <w:szCs w:val="21"/>
                     </w:rPr>
                     <w:t xml:space="preserve">Skewed right</w:t>
@@ -5277,25 +5289,25 @@
                       <w:rFonts w:ascii="Avenir Next" w:hAnsi="Avenir Next" w:cs="Avenir Next" w:eastAsia="Avenir Next"/>
                       <w:b/>
                       <w:color w:val="003A70"/>
+                      <w:sz w:val="22"/>
+                      <w:szCs w:val="21"/>
+                    </w:rPr>
+                    <w:t xml:space="preserve">D</w:t>
+                  </w:r>
+                  <w:r>
+                    <w:rPr>
+                      <w:rFonts w:ascii="Avenir Next" w:hAnsi="Avenir Next" w:cs="Avenir Next" w:eastAsia="Avenir Next"/>
+                      <w:color w:val="1A1A1A"/>
                       <w:sz w:val="21"/>
                       <w:szCs w:val="21"/>
                     </w:rPr>
-                    <w:t xml:space="preserve">D</w:t>
-                  </w:r>
-                  <w:r>
-                    <w:rPr>
-                      <w:rFonts w:ascii="Avenir Next" w:hAnsi="Avenir Next" w:cs="Avenir Next" w:eastAsia="Avenir Next"/>
-                      <w:color w:val="1A1A1A"/>
-                      <w:sz w:val="21"/>
-                      <w:szCs w:val="21"/>
-                    </w:rPr>
                     <w:tab/>
                   </w:r>
                   <w:r>
                     <w:rPr>
                       <w:rFonts w:ascii="Avenir Next" w:hAnsi="Avenir Next" w:cs="Avenir Next" w:eastAsia="Avenir Next"/>
                       <w:color w:val="1A1A1A"/>
-                      <w:sz w:val="21"/>
+                      <w:sz w:val="22"/>
                       <w:szCs w:val="21"/>
                     </w:rPr>
                     <w:t xml:space="preserve">Has a gap</w:t>
@@ -5443,25 +5455,25 @@
                       <w:rFonts w:ascii="Avenir Next" w:hAnsi="Avenir Next" w:cs="Avenir Next" w:eastAsia="Avenir Next"/>
                       <w:b/>
                       <w:color w:val="003A70"/>
+                      <w:sz w:val="22"/>
+                      <w:szCs w:val="21"/>
+                    </w:rPr>
+                    <w:t xml:space="preserve">A</w:t>
+                  </w:r>
+                  <w:r>
+                    <w:rPr>
+                      <w:rFonts w:ascii="Avenir Next" w:hAnsi="Avenir Next" w:cs="Avenir Next" w:eastAsia="Avenir Next"/>
+                      <w:color w:val="1A1A1A"/>
                       <w:sz w:val="21"/>
                       <w:szCs w:val="21"/>
                     </w:rPr>
-                    <w:t xml:space="preserve">A</w:t>
-                  </w:r>
-                  <w:r>
-                    <w:rPr>
-                      <w:rFonts w:ascii="Avenir Next" w:hAnsi="Avenir Next" w:cs="Avenir Next" w:eastAsia="Avenir Next"/>
-                      <w:color w:val="1A1A1A"/>
-                      <w:sz w:val="21"/>
-                      <w:szCs w:val="21"/>
-                    </w:rPr>
                     <w:tab/>
                   </w:r>
                   <w:r>
                     <w:rPr>
                       <w:rFonts w:ascii="Avenir Next" w:hAnsi="Avenir Next" w:cs="Avenir Next" w:eastAsia="Avenir Next"/>
                       <w:color w:val="1A1A1A"/>
-                      <w:sz w:val="21"/>
+                      <w:sz w:val="22"/>
                       <w:szCs w:val="21"/>
                     </w:rPr>
                     <w:t xml:space="preserve">4</w:t>
@@ -5486,25 +5498,25 @@
                       <w:rFonts w:ascii="Avenir Next" w:hAnsi="Avenir Next" w:cs="Avenir Next" w:eastAsia="Avenir Next"/>
                       <w:b/>
                       <w:color w:val="003A70"/>
+                      <w:sz w:val="22"/>
+                      <w:szCs w:val="21"/>
+                    </w:rPr>
+                    <w:t xml:space="preserve">B</w:t>
+                  </w:r>
+                  <w:r>
+                    <w:rPr>
+                      <w:rFonts w:ascii="Avenir Next" w:hAnsi="Avenir Next" w:cs="Avenir Next" w:eastAsia="Avenir Next"/>
+                      <w:color w:val="1A1A1A"/>
                       <w:sz w:val="21"/>
                       <w:szCs w:val="21"/>
                     </w:rPr>
-                    <w:t xml:space="preserve">B</w:t>
-                  </w:r>
-                  <w:r>
-                    <w:rPr>
-                      <w:rFonts w:ascii="Avenir Next" w:hAnsi="Avenir Next" w:cs="Avenir Next" w:eastAsia="Avenir Next"/>
-                      <w:color w:val="1A1A1A"/>
-                      <w:sz w:val="21"/>
-                      <w:szCs w:val="21"/>
-                    </w:rPr>
                     <w:tab/>
                   </w:r>
                   <w:r>
                     <w:rPr>
                       <w:rFonts w:ascii="Avenir Next" w:hAnsi="Avenir Next" w:cs="Avenir Next" w:eastAsia="Avenir Next"/>
                       <w:color w:val="1A1A1A"/>
-                      <w:sz w:val="21"/>
+                      <w:sz w:val="22"/>
                       <w:szCs w:val="21"/>
                     </w:rPr>
                     <w:t xml:space="preserve">6</w:t>
@@ -5529,25 +5541,25 @@
                       <w:rFonts w:ascii="Avenir Next" w:hAnsi="Avenir Next" w:cs="Avenir Next" w:eastAsia="Avenir Next"/>
                       <w:b/>
                       <w:color w:val="003A70"/>
+                      <w:sz w:val="22"/>
+                      <w:szCs w:val="21"/>
+                    </w:rPr>
+                    <w:t xml:space="preserve">C</w:t>
+                  </w:r>
+                  <w:r>
+                    <w:rPr>
+                      <w:rFonts w:ascii="Avenir Next" w:hAnsi="Avenir Next" w:cs="Avenir Next" w:eastAsia="Avenir Next"/>
+                      <w:color w:val="1A1A1A"/>
                       <w:sz w:val="21"/>
                       <w:szCs w:val="21"/>
                     </w:rPr>
-                    <w:t xml:space="preserve">C</w:t>
-                  </w:r>
-                  <w:r>
-                    <w:rPr>
-                      <w:rFonts w:ascii="Avenir Next" w:hAnsi="Avenir Next" w:cs="Avenir Next" w:eastAsia="Avenir Next"/>
-                      <w:color w:val="1A1A1A"/>
-                      <w:sz w:val="21"/>
-                      <w:szCs w:val="21"/>
-                    </w:rPr>
                     <w:tab/>
                   </w:r>
                   <w:r>
                     <w:rPr>
                       <w:rFonts w:ascii="Avenir Next" w:hAnsi="Avenir Next" w:cs="Avenir Next" w:eastAsia="Avenir Next"/>
                       <w:color w:val="1A1A1A"/>
-                      <w:sz w:val="21"/>
+                      <w:sz w:val="22"/>
                       <w:szCs w:val="21"/>
                     </w:rPr>
                     <w:t xml:space="preserve">13</w:t>
@@ -5572,25 +5584,25 @@
                       <w:rFonts w:ascii="Avenir Next" w:hAnsi="Avenir Next" w:cs="Avenir Next" w:eastAsia="Avenir Next"/>
                       <w:b/>
                       <w:color w:val="003A70"/>
+                      <w:sz w:val="22"/>
+                      <w:szCs w:val="21"/>
+                    </w:rPr>
+                    <w:t xml:space="preserve">D</w:t>
+                  </w:r>
+                  <w:r>
+                    <w:rPr>
+                      <w:rFonts w:ascii="Avenir Next" w:hAnsi="Avenir Next" w:cs="Avenir Next" w:eastAsia="Avenir Next"/>
+                      <w:color w:val="1A1A1A"/>
                       <w:sz w:val="21"/>
                       <w:szCs w:val="21"/>
                     </w:rPr>
-                    <w:t xml:space="preserve">D</w:t>
-                  </w:r>
-                  <w:r>
-                    <w:rPr>
-                      <w:rFonts w:ascii="Avenir Next" w:hAnsi="Avenir Next" w:cs="Avenir Next" w:eastAsia="Avenir Next"/>
-                      <w:color w:val="1A1A1A"/>
-                      <w:sz w:val="21"/>
-                      <w:szCs w:val="21"/>
-                    </w:rPr>
                     <w:tab/>
                   </w:r>
                   <w:r>
                     <w:rPr>
                       <w:rFonts w:ascii="Avenir Next" w:hAnsi="Avenir Next" w:cs="Avenir Next" w:eastAsia="Avenir Next"/>
                       <w:color w:val="1A1A1A"/>
-                      <w:sz w:val="21"/>
+                      <w:sz w:val="22"/>
                       <w:szCs w:val="21"/>
                     </w:rPr>
                     <w:t xml:space="preserve">15</w:t>
@@ -5656,6 +5668,7 @@
           </w:tcPr>
           <w:p>
             <w:pPr>
+              <w:pStyle w:val="Heading2"/>
               <w:spacing w:before="0" w:after="0" w:line="240" w:lineRule="auto"/>
             </w:pPr>
             <w:r>
@@ -5693,7 +5706,7 @@
               <w:rPr>
                 <w:rFonts w:ascii="Avenir Next" w:hAnsi="Avenir Next" w:cs="Avenir Next" w:eastAsia="Avenir Next"/>
                 <w:color w:val="1A1A1A"/>
-                <w:sz w:val="17"/>
+                <w:sz w:val="22"/>
                 <w:szCs w:val="17"/>
               </w:rPr>
               <w:t xml:space="preserve">  I can do this on my own</w:t>
@@ -5722,7 +5735,7 @@
               <w:rPr>
                 <w:rFonts w:ascii="Avenir Next" w:hAnsi="Avenir Next" w:cs="Avenir Next" w:eastAsia="Avenir Next"/>
                 <w:color w:val="1A1A1A"/>
-                <w:sz w:val="17"/>
+                <w:sz w:val="22"/>
                 <w:szCs w:val="17"/>
               </w:rPr>
               <w:t xml:space="preserve">  I need a little help</w:t>
@@ -5751,7 +5764,7 @@
               <w:rPr>
                 <w:rFonts w:ascii="Avenir Next" w:hAnsi="Avenir Next" w:cs="Avenir Next" w:eastAsia="Avenir Next"/>
                 <w:color w:val="1A1A1A"/>
-                <w:sz w:val="17"/>
+                <w:sz w:val="22"/>
                 <w:szCs w:val="17"/>
               </w:rPr>
               <w:t xml:space="preserve">  I have a question about #</w:t>
@@ -5789,7 +5802,7 @@
         <w:rPr>
           <w:rFonts w:ascii="Avenir Next" w:hAnsi="Avenir Next" w:cs="Avenir Next" w:eastAsia="Avenir Next"/>
           <w:color w:val="5A5F66"/>
-          <w:sz w:val="17"/>
+          <w:sz w:val="22"/>
           <w:szCs w:val="17"/>
         </w:rPr>
         <w:t xml:space="preserve">Count the letters in each family member’s first name. Make a dot plot and name its shape.</w:t>
@@ -5883,7 +5896,106 @@
               <w:sz w:val="15"/>
               <w:szCs w:val="15"/>
             </w:rPr>
-            <w:t xml:space="preserve">Lesson 2-1  ·  Homework Packet  ·  Level 1</w:t>
+            <w:t xml:space="preserve">2-1 · Page </w:t>
+          </w:r>
+          <w:r>
+            <w:rPr>
+              <w:rFonts w:ascii="Avenir Next" w:hAnsi="Avenir Next" w:cs="Avenir Next" w:eastAsia="Avenir Next"/>
+              <w:color w:val="5A5F66"/>
+              <w:sz w:val="15"/>
+              <w:szCs w:val="15"/>
+            </w:rPr>
+            <w:fldChar w:fldCharType="begin"/>
+          </w:r>
+          <w:r>
+            <w:rPr>
+              <w:rFonts w:ascii="Avenir Next" w:hAnsi="Avenir Next" w:cs="Avenir Next" w:eastAsia="Avenir Next"/>
+              <w:color w:val="5A5F66"/>
+              <w:sz w:val="15"/>
+              <w:szCs w:val="15"/>
+            </w:rPr>
+            <w:instrText xml:space="preserve"> PAGE </w:instrText>
+          </w:r>
+          <w:r>
+            <w:rPr>
+              <w:rFonts w:ascii="Avenir Next" w:hAnsi="Avenir Next" w:cs="Avenir Next" w:eastAsia="Avenir Next"/>
+              <w:color w:val="5A5F66"/>
+              <w:sz w:val="15"/>
+              <w:szCs w:val="15"/>
+            </w:rPr>
+            <w:fldChar w:fldCharType="separate"/>
+          </w:r>
+          <w:r>
+            <w:rPr>
+              <w:rFonts w:ascii="Avenir Next" w:hAnsi="Avenir Next" w:cs="Avenir Next" w:eastAsia="Avenir Next"/>
+              <w:color w:val="5A5F66"/>
+              <w:sz w:val="15"/>
+              <w:szCs w:val="15"/>
+            </w:rPr>
+            <w:t xml:space="preserve">1</w:t>
+          </w:r>
+          <w:r>
+            <w:rPr>
+              <w:rFonts w:ascii="Avenir Next" w:hAnsi="Avenir Next" w:cs="Avenir Next" w:eastAsia="Avenir Next"/>
+              <w:color w:val="5A5F66"/>
+              <w:sz w:val="15"/>
+              <w:szCs w:val="15"/>
+            </w:rPr>
+            <w:fldChar w:fldCharType="end"/>
+          </w:r>
+          <w:r>
+            <w:rPr>
+              <w:rFonts w:ascii="Avenir Next" w:hAnsi="Avenir Next" w:cs="Avenir Next" w:eastAsia="Avenir Next"/>
+              <w:color w:val="5A5F66"/>
+              <w:sz w:val="15"/>
+              <w:szCs w:val="15"/>
+            </w:rPr>
+            <w:t xml:space="preserve"> of </w:t>
+          </w:r>
+          <w:r>
+            <w:rPr>
+              <w:rFonts w:ascii="Avenir Next" w:hAnsi="Avenir Next" w:cs="Avenir Next" w:eastAsia="Avenir Next"/>
+              <w:color w:val="5A5F66"/>
+              <w:sz w:val="15"/>
+              <w:szCs w:val="15"/>
+            </w:rPr>
+            <w:fldChar w:fldCharType="begin"/>
+          </w:r>
+          <w:r>
+            <w:rPr>
+              <w:rFonts w:ascii="Avenir Next" w:hAnsi="Avenir Next" w:cs="Avenir Next" w:eastAsia="Avenir Next"/>
+              <w:color w:val="5A5F66"/>
+              <w:sz w:val="15"/>
+              <w:szCs w:val="15"/>
+            </w:rPr>
+            <w:instrText xml:space="preserve"> NUMPAGES </w:instrText>
+          </w:r>
+          <w:r>
+            <w:rPr>
+              <w:rFonts w:ascii="Avenir Next" w:hAnsi="Avenir Next" w:cs="Avenir Next" w:eastAsia="Avenir Next"/>
+              <w:color w:val="5A5F66"/>
+              <w:sz w:val="15"/>
+              <w:szCs w:val="15"/>
+            </w:rPr>
+            <w:fldChar w:fldCharType="separate"/>
+          </w:r>
+          <w:r>
+            <w:rPr>
+              <w:rFonts w:ascii="Avenir Next" w:hAnsi="Avenir Next" w:cs="Avenir Next" w:eastAsia="Avenir Next"/>
+              <w:color w:val="5A5F66"/>
+              <w:sz w:val="15"/>
+              <w:szCs w:val="15"/>
+            </w:rPr>
+            <w:t xml:space="preserve">1</w:t>
+          </w:r>
+          <w:r>
+            <w:rPr>
+              <w:rFonts w:ascii="Avenir Next" w:hAnsi="Avenir Next" w:cs="Avenir Next" w:eastAsia="Avenir Next"/>
+              <w:color w:val="5A5F66"/>
+              <w:sz w:val="15"/>
+              <w:szCs w:val="15"/>
+            </w:rPr>
+            <w:fldChar w:fldCharType="end"/>
           </w:r>
         </w:p>
       </w:tc>
@@ -5926,5 +6038,23 @@
       </w:tblCellMar>
     </w:tblPr>
   </w:style>
+  <w:style w:type="paragraph" w:styleId="Heading1">
+    <w:name w:val="heading 1"/>
+    <w:basedOn w:val="Normal"/>
+    <w:pPr>
+      <w:outlineLvl w:val="0"/>
+      <w:keepNext w:val="0"/>
+      <w:keepLines w:val="0"/>
+    </w:pPr>
+  </w:style>
+  <w:style w:type="paragraph" w:styleId="Heading2">
+    <w:name w:val="heading 2"/>
+    <w:basedOn w:val="Normal"/>
+    <w:pPr>
+      <w:outlineLvl w:val="1"/>
+      <w:keepNext w:val="0"/>
+      <w:keepLines w:val="0"/>
+    </w:pPr>
+  </w:style>
 </w:styles>
 </file>